--- a/Materi/laporan/Kelompok_2_PD.docx
+++ b/Materi/laporan/Kelompok_2_PD.docx
@@ -1627,905 +1627,6 @@
           <w:szCs w:val="20"/>
         </w:rPr>
       </w:pPr>
-      <w:r>
-        <w:rPr>
-          <w:sz w:val="20"/>
-          <w:szCs w:val="20"/>
-        </w:rPr>
-        <w:t xml:space="preserve">Manfaat </w:t>
-      </w:r>
-      <w:proofErr w:type="spellStart"/>
-      <w:r>
-        <w:rPr>
-          <w:sz w:val="20"/>
-          <w:szCs w:val="20"/>
-        </w:rPr>
-        <w:t>Pembuatan</w:t>
-      </w:r>
-      <w:proofErr w:type="spellEnd"/>
-      <w:r>
-        <w:rPr>
-          <w:sz w:val="20"/>
-          <w:szCs w:val="20"/>
-        </w:rPr>
-        <w:t xml:space="preserve"> Website Top Up</w:t>
-      </w:r>
-    </w:p>
-    <w:p>
-      <w:pPr>
-        <w:rPr>
-          <w:sz w:val="20"/>
-          <w:szCs w:val="20"/>
-        </w:rPr>
-      </w:pPr>
-      <w:r>
-        <w:rPr>
-          <w:sz w:val="20"/>
-          <w:szCs w:val="20"/>
-        </w:rPr>
-        <w:t xml:space="preserve">1. </w:t>
-      </w:r>
-      <w:proofErr w:type="spellStart"/>
-      <w:r>
-        <w:rPr>
-          <w:sz w:val="20"/>
-          <w:szCs w:val="20"/>
-        </w:rPr>
-        <w:t>Kemudahan</w:t>
-      </w:r>
-      <w:proofErr w:type="spellEnd"/>
-      <w:r>
-        <w:rPr>
-          <w:sz w:val="20"/>
-          <w:szCs w:val="20"/>
-        </w:rPr>
-        <w:t xml:space="preserve"> Akses</w:t>
-      </w:r>
-    </w:p>
-    <w:p>
-      <w:pPr>
-        <w:rPr>
-          <w:sz w:val="20"/>
-          <w:szCs w:val="20"/>
-        </w:rPr>
-      </w:pPr>
-      <w:proofErr w:type="spellStart"/>
-      <w:r>
-        <w:rPr>
-          <w:sz w:val="20"/>
-          <w:szCs w:val="20"/>
-        </w:rPr>
-        <w:t>Pengguna</w:t>
-      </w:r>
-      <w:proofErr w:type="spellEnd"/>
-      <w:r>
-        <w:rPr>
-          <w:sz w:val="20"/>
-          <w:szCs w:val="20"/>
-        </w:rPr>
-        <w:t xml:space="preserve"> </w:t>
-      </w:r>
-      <w:proofErr w:type="spellStart"/>
-      <w:r>
-        <w:rPr>
-          <w:sz w:val="20"/>
-          <w:szCs w:val="20"/>
-        </w:rPr>
-        <w:t>dapat</w:t>
-      </w:r>
-      <w:proofErr w:type="spellEnd"/>
-      <w:r>
-        <w:rPr>
-          <w:sz w:val="20"/>
-          <w:szCs w:val="20"/>
-        </w:rPr>
-        <w:t xml:space="preserve"> </w:t>
-      </w:r>
-      <w:proofErr w:type="spellStart"/>
-      <w:r>
-        <w:rPr>
-          <w:sz w:val="20"/>
-          <w:szCs w:val="20"/>
-        </w:rPr>
-        <w:t>melakukan</w:t>
-      </w:r>
-      <w:proofErr w:type="spellEnd"/>
-      <w:r>
-        <w:rPr>
-          <w:sz w:val="20"/>
-          <w:szCs w:val="20"/>
-        </w:rPr>
-        <w:t xml:space="preserve"> </w:t>
-      </w:r>
-      <w:proofErr w:type="spellStart"/>
-      <w:r>
-        <w:rPr>
-          <w:sz w:val="20"/>
-          <w:szCs w:val="20"/>
-        </w:rPr>
-        <w:t>pembelian</w:t>
-      </w:r>
-      <w:proofErr w:type="spellEnd"/>
-      <w:r>
-        <w:rPr>
-          <w:sz w:val="20"/>
-          <w:szCs w:val="20"/>
-        </w:rPr>
-        <w:t xml:space="preserve"> top up </w:t>
-      </w:r>
-      <w:proofErr w:type="spellStart"/>
-      <w:r>
-        <w:rPr>
-          <w:sz w:val="20"/>
-          <w:szCs w:val="20"/>
-        </w:rPr>
-        <w:t>kapan</w:t>
-      </w:r>
-      <w:proofErr w:type="spellEnd"/>
-      <w:r>
-        <w:rPr>
-          <w:sz w:val="20"/>
-          <w:szCs w:val="20"/>
-        </w:rPr>
-        <w:t xml:space="preserve"> </w:t>
-      </w:r>
-      <w:proofErr w:type="spellStart"/>
-      <w:r>
-        <w:rPr>
-          <w:sz w:val="20"/>
-          <w:szCs w:val="20"/>
-        </w:rPr>
-        <w:t>saja</w:t>
-      </w:r>
-      <w:proofErr w:type="spellEnd"/>
-      <w:r>
-        <w:rPr>
-          <w:sz w:val="20"/>
-          <w:szCs w:val="20"/>
-        </w:rPr>
-        <w:t xml:space="preserve"> dan di mana </w:t>
-      </w:r>
-      <w:proofErr w:type="spellStart"/>
-      <w:r>
-        <w:rPr>
-          <w:sz w:val="20"/>
-          <w:szCs w:val="20"/>
-        </w:rPr>
-        <w:t>saja</w:t>
-      </w:r>
-      <w:proofErr w:type="spellEnd"/>
-      <w:r>
-        <w:rPr>
-          <w:sz w:val="20"/>
-          <w:szCs w:val="20"/>
-        </w:rPr>
-        <w:t xml:space="preserve"> </w:t>
-      </w:r>
-      <w:proofErr w:type="spellStart"/>
-      <w:r>
-        <w:rPr>
-          <w:sz w:val="20"/>
-          <w:szCs w:val="20"/>
-        </w:rPr>
-        <w:t>tanpa</w:t>
-      </w:r>
-      <w:proofErr w:type="spellEnd"/>
-      <w:r>
-        <w:rPr>
-          <w:sz w:val="20"/>
-          <w:szCs w:val="20"/>
-        </w:rPr>
-        <w:t xml:space="preserve"> </w:t>
-      </w:r>
-      <w:proofErr w:type="spellStart"/>
-      <w:r>
-        <w:rPr>
-          <w:sz w:val="20"/>
-          <w:szCs w:val="20"/>
-        </w:rPr>
-        <w:t>perlu</w:t>
-      </w:r>
-      <w:proofErr w:type="spellEnd"/>
-      <w:r>
-        <w:rPr>
-          <w:sz w:val="20"/>
-          <w:szCs w:val="20"/>
-        </w:rPr>
-        <w:t xml:space="preserve"> </w:t>
-      </w:r>
-      <w:proofErr w:type="spellStart"/>
-      <w:r>
-        <w:rPr>
-          <w:sz w:val="20"/>
-          <w:szCs w:val="20"/>
-        </w:rPr>
-        <w:t>datang</w:t>
-      </w:r>
-      <w:proofErr w:type="spellEnd"/>
-      <w:r>
-        <w:rPr>
-          <w:sz w:val="20"/>
-          <w:szCs w:val="20"/>
-        </w:rPr>
-        <w:t xml:space="preserve"> </w:t>
-      </w:r>
-      <w:proofErr w:type="spellStart"/>
-      <w:r>
-        <w:rPr>
-          <w:sz w:val="20"/>
-          <w:szCs w:val="20"/>
-        </w:rPr>
-        <w:t>ke</w:t>
-      </w:r>
-      <w:proofErr w:type="spellEnd"/>
-      <w:r>
-        <w:rPr>
-          <w:sz w:val="20"/>
-          <w:szCs w:val="20"/>
-        </w:rPr>
-        <w:t xml:space="preserve"> </w:t>
-      </w:r>
-      <w:proofErr w:type="spellStart"/>
-      <w:r>
-        <w:rPr>
-          <w:sz w:val="20"/>
-          <w:szCs w:val="20"/>
-        </w:rPr>
-        <w:t>toko</w:t>
-      </w:r>
-      <w:proofErr w:type="spellEnd"/>
-      <w:r>
-        <w:rPr>
-          <w:sz w:val="20"/>
-          <w:szCs w:val="20"/>
-        </w:rPr>
-        <w:t xml:space="preserve"> </w:t>
-      </w:r>
-      <w:proofErr w:type="spellStart"/>
-      <w:r>
-        <w:rPr>
-          <w:sz w:val="20"/>
-          <w:szCs w:val="20"/>
-        </w:rPr>
-        <w:t>fisik</w:t>
-      </w:r>
-      <w:proofErr w:type="spellEnd"/>
-      <w:r>
-        <w:rPr>
-          <w:sz w:val="20"/>
-          <w:szCs w:val="20"/>
-        </w:rPr>
-        <w:t>.</w:t>
-      </w:r>
-    </w:p>
-    <w:p>
-      <w:pPr>
-        <w:rPr>
-          <w:sz w:val="20"/>
-          <w:szCs w:val="20"/>
-        </w:rPr>
-      </w:pPr>
-      <w:r>
-        <w:rPr>
-          <w:sz w:val="20"/>
-          <w:szCs w:val="20"/>
-        </w:rPr>
-        <w:t xml:space="preserve">2. </w:t>
-      </w:r>
-      <w:proofErr w:type="spellStart"/>
-      <w:r>
-        <w:rPr>
-          <w:sz w:val="20"/>
-          <w:szCs w:val="20"/>
-        </w:rPr>
-        <w:t>Transaksi</w:t>
-      </w:r>
-      <w:proofErr w:type="spellEnd"/>
-      <w:r>
-        <w:rPr>
-          <w:sz w:val="20"/>
-          <w:szCs w:val="20"/>
-        </w:rPr>
-        <w:t xml:space="preserve"> Lebih </w:t>
-      </w:r>
-      <w:proofErr w:type="spellStart"/>
-      <w:r>
-        <w:rPr>
-          <w:sz w:val="20"/>
-          <w:szCs w:val="20"/>
-        </w:rPr>
-        <w:t>Cepat</w:t>
-      </w:r>
-      <w:proofErr w:type="spellEnd"/>
-      <w:r>
-        <w:rPr>
-          <w:sz w:val="20"/>
-          <w:szCs w:val="20"/>
-        </w:rPr>
-        <w:t xml:space="preserve"> dan </w:t>
-      </w:r>
-      <w:proofErr w:type="spellStart"/>
-      <w:r>
-        <w:rPr>
-          <w:sz w:val="20"/>
-          <w:szCs w:val="20"/>
-        </w:rPr>
-        <w:t>Efisien</w:t>
-      </w:r>
-      <w:proofErr w:type="spellEnd"/>
-    </w:p>
-    <w:p>
-      <w:pPr>
-        <w:rPr>
-          <w:sz w:val="20"/>
-          <w:szCs w:val="20"/>
-        </w:rPr>
-      </w:pPr>
-      <w:r>
-        <w:rPr>
-          <w:sz w:val="20"/>
-          <w:szCs w:val="20"/>
-        </w:rPr>
-        <w:t xml:space="preserve">Proses top up </w:t>
-      </w:r>
-      <w:proofErr w:type="spellStart"/>
-      <w:r>
-        <w:rPr>
-          <w:sz w:val="20"/>
-          <w:szCs w:val="20"/>
-        </w:rPr>
-        <w:t>dilakukan</w:t>
-      </w:r>
-      <w:proofErr w:type="spellEnd"/>
-      <w:r>
-        <w:rPr>
-          <w:sz w:val="20"/>
-          <w:szCs w:val="20"/>
-        </w:rPr>
-        <w:t xml:space="preserve"> </w:t>
-      </w:r>
-      <w:proofErr w:type="spellStart"/>
-      <w:r>
-        <w:rPr>
-          <w:sz w:val="20"/>
-          <w:szCs w:val="20"/>
-        </w:rPr>
-        <w:t>secara</w:t>
-      </w:r>
-      <w:proofErr w:type="spellEnd"/>
-      <w:r>
-        <w:rPr>
-          <w:sz w:val="20"/>
-          <w:szCs w:val="20"/>
-        </w:rPr>
-        <w:t xml:space="preserve"> </w:t>
-      </w:r>
-      <w:proofErr w:type="spellStart"/>
-      <w:r>
-        <w:rPr>
-          <w:sz w:val="20"/>
-          <w:szCs w:val="20"/>
-        </w:rPr>
-        <w:t>otomatis</w:t>
-      </w:r>
-      <w:proofErr w:type="spellEnd"/>
-      <w:r>
-        <w:rPr>
-          <w:sz w:val="20"/>
-          <w:szCs w:val="20"/>
-        </w:rPr>
-        <w:t xml:space="preserve">, </w:t>
-      </w:r>
-      <w:proofErr w:type="spellStart"/>
-      <w:r>
-        <w:rPr>
-          <w:sz w:val="20"/>
-          <w:szCs w:val="20"/>
-        </w:rPr>
-        <w:t>sehingga</w:t>
-      </w:r>
-      <w:proofErr w:type="spellEnd"/>
-      <w:r>
-        <w:rPr>
-          <w:sz w:val="20"/>
-          <w:szCs w:val="20"/>
-        </w:rPr>
-        <w:t xml:space="preserve"> </w:t>
-      </w:r>
-      <w:proofErr w:type="spellStart"/>
-      <w:r>
-        <w:rPr>
-          <w:sz w:val="20"/>
-          <w:szCs w:val="20"/>
-        </w:rPr>
-        <w:t>mempercepat</w:t>
-      </w:r>
-      <w:proofErr w:type="spellEnd"/>
-      <w:r>
-        <w:rPr>
-          <w:sz w:val="20"/>
-          <w:szCs w:val="20"/>
-        </w:rPr>
-        <w:t xml:space="preserve"> </w:t>
-      </w:r>
-      <w:proofErr w:type="spellStart"/>
-      <w:r>
-        <w:rPr>
-          <w:sz w:val="20"/>
-          <w:szCs w:val="20"/>
-        </w:rPr>
-        <w:t>transaksi</w:t>
-      </w:r>
-      <w:proofErr w:type="spellEnd"/>
-      <w:r>
-        <w:rPr>
-          <w:sz w:val="20"/>
-          <w:szCs w:val="20"/>
-        </w:rPr>
-        <w:t xml:space="preserve"> dan </w:t>
-      </w:r>
-      <w:proofErr w:type="spellStart"/>
-      <w:r>
-        <w:rPr>
-          <w:sz w:val="20"/>
-          <w:szCs w:val="20"/>
-        </w:rPr>
-        <w:t>mengurangi</w:t>
-      </w:r>
-      <w:proofErr w:type="spellEnd"/>
-      <w:r>
-        <w:rPr>
-          <w:sz w:val="20"/>
-          <w:szCs w:val="20"/>
-        </w:rPr>
-        <w:t xml:space="preserve"> </w:t>
-      </w:r>
-      <w:proofErr w:type="spellStart"/>
-      <w:r>
-        <w:rPr>
-          <w:sz w:val="20"/>
-          <w:szCs w:val="20"/>
-        </w:rPr>
-        <w:t>waktu</w:t>
-      </w:r>
-      <w:proofErr w:type="spellEnd"/>
-      <w:r>
-        <w:rPr>
-          <w:sz w:val="20"/>
-          <w:szCs w:val="20"/>
-        </w:rPr>
-        <w:t xml:space="preserve"> </w:t>
-      </w:r>
-      <w:proofErr w:type="spellStart"/>
-      <w:r>
-        <w:rPr>
-          <w:sz w:val="20"/>
-          <w:szCs w:val="20"/>
-        </w:rPr>
-        <w:t>tunggu</w:t>
-      </w:r>
-      <w:proofErr w:type="spellEnd"/>
-      <w:r>
-        <w:rPr>
-          <w:sz w:val="20"/>
-          <w:szCs w:val="20"/>
-        </w:rPr>
-        <w:t>.</w:t>
-      </w:r>
-    </w:p>
-    <w:p>
-      <w:pPr>
-        <w:rPr>
-          <w:sz w:val="20"/>
-          <w:szCs w:val="20"/>
-        </w:rPr>
-      </w:pPr>
-      <w:r>
-        <w:rPr>
-          <w:sz w:val="20"/>
-          <w:szCs w:val="20"/>
-        </w:rPr>
-        <w:t xml:space="preserve">3. </w:t>
-      </w:r>
-      <w:proofErr w:type="spellStart"/>
-      <w:r>
-        <w:rPr>
-          <w:sz w:val="20"/>
-          <w:szCs w:val="20"/>
-        </w:rPr>
-        <w:t>Meningkatkan</w:t>
-      </w:r>
-      <w:proofErr w:type="spellEnd"/>
-      <w:r>
-        <w:rPr>
-          <w:sz w:val="20"/>
-          <w:szCs w:val="20"/>
-        </w:rPr>
-        <w:t xml:space="preserve"> </w:t>
-      </w:r>
-      <w:proofErr w:type="spellStart"/>
-      <w:r>
-        <w:rPr>
-          <w:sz w:val="20"/>
-          <w:szCs w:val="20"/>
-        </w:rPr>
-        <w:t>Pengalaman</w:t>
-      </w:r>
-      <w:proofErr w:type="spellEnd"/>
-      <w:r>
-        <w:rPr>
-          <w:sz w:val="20"/>
-          <w:szCs w:val="20"/>
-        </w:rPr>
-        <w:t xml:space="preserve"> </w:t>
-      </w:r>
-      <w:proofErr w:type="spellStart"/>
-      <w:r>
-        <w:rPr>
-          <w:sz w:val="20"/>
-          <w:szCs w:val="20"/>
-        </w:rPr>
-        <w:t>Pengguna</w:t>
-      </w:r>
-      <w:proofErr w:type="spellEnd"/>
-    </w:p>
-    <w:p>
-      <w:pPr>
-        <w:rPr>
-          <w:sz w:val="20"/>
-          <w:szCs w:val="20"/>
-        </w:rPr>
-      </w:pPr>
-      <w:proofErr w:type="spellStart"/>
-      <w:r>
-        <w:rPr>
-          <w:sz w:val="20"/>
-          <w:szCs w:val="20"/>
-        </w:rPr>
-        <w:t>Tampilan</w:t>
-      </w:r>
-      <w:proofErr w:type="spellEnd"/>
-      <w:r>
-        <w:rPr>
-          <w:sz w:val="20"/>
-          <w:szCs w:val="20"/>
-        </w:rPr>
-        <w:t xml:space="preserve"> </w:t>
-      </w:r>
-      <w:proofErr w:type="spellStart"/>
-      <w:r>
-        <w:rPr>
-          <w:sz w:val="20"/>
-          <w:szCs w:val="20"/>
-        </w:rPr>
-        <w:t>antarmuka</w:t>
-      </w:r>
-      <w:proofErr w:type="spellEnd"/>
-      <w:r>
-        <w:rPr>
-          <w:sz w:val="20"/>
-          <w:szCs w:val="20"/>
-        </w:rPr>
-        <w:t xml:space="preserve"> yang </w:t>
-      </w:r>
-      <w:proofErr w:type="spellStart"/>
-      <w:r>
-        <w:rPr>
-          <w:sz w:val="20"/>
-          <w:szCs w:val="20"/>
-        </w:rPr>
-        <w:t>ramah</w:t>
-      </w:r>
-      <w:proofErr w:type="spellEnd"/>
-      <w:r>
-        <w:rPr>
-          <w:sz w:val="20"/>
-          <w:szCs w:val="20"/>
-        </w:rPr>
-        <w:t xml:space="preserve"> </w:t>
-      </w:r>
-      <w:proofErr w:type="spellStart"/>
-      <w:r>
-        <w:rPr>
-          <w:sz w:val="20"/>
-          <w:szCs w:val="20"/>
-        </w:rPr>
-        <w:t>pengguna</w:t>
-      </w:r>
-      <w:proofErr w:type="spellEnd"/>
-      <w:r>
-        <w:rPr>
-          <w:sz w:val="20"/>
-          <w:szCs w:val="20"/>
-        </w:rPr>
-        <w:t xml:space="preserve"> (user-friendly) </w:t>
-      </w:r>
-      <w:proofErr w:type="spellStart"/>
-      <w:r>
-        <w:rPr>
-          <w:sz w:val="20"/>
-          <w:szCs w:val="20"/>
-        </w:rPr>
-        <w:t>mempermudah</w:t>
-      </w:r>
-      <w:proofErr w:type="spellEnd"/>
-      <w:r>
-        <w:rPr>
-          <w:sz w:val="20"/>
-          <w:szCs w:val="20"/>
-        </w:rPr>
-        <w:t xml:space="preserve"> </w:t>
-      </w:r>
-      <w:proofErr w:type="spellStart"/>
-      <w:r>
-        <w:rPr>
-          <w:sz w:val="20"/>
-          <w:szCs w:val="20"/>
-        </w:rPr>
-        <w:t>pelanggan</w:t>
-      </w:r>
-      <w:proofErr w:type="spellEnd"/>
-      <w:r>
-        <w:rPr>
-          <w:sz w:val="20"/>
-          <w:szCs w:val="20"/>
-        </w:rPr>
-        <w:t xml:space="preserve"> </w:t>
-      </w:r>
-      <w:proofErr w:type="spellStart"/>
-      <w:r>
-        <w:rPr>
-          <w:sz w:val="20"/>
-          <w:szCs w:val="20"/>
-        </w:rPr>
-        <w:t>dalam</w:t>
-      </w:r>
-      <w:proofErr w:type="spellEnd"/>
-      <w:r>
-        <w:rPr>
-          <w:sz w:val="20"/>
-          <w:szCs w:val="20"/>
-        </w:rPr>
-        <w:t xml:space="preserve"> </w:t>
-      </w:r>
-      <w:proofErr w:type="spellStart"/>
-      <w:r>
-        <w:rPr>
-          <w:sz w:val="20"/>
-          <w:szCs w:val="20"/>
-        </w:rPr>
-        <w:t>menggunakan</w:t>
-      </w:r>
-      <w:proofErr w:type="spellEnd"/>
-      <w:r>
-        <w:rPr>
-          <w:sz w:val="20"/>
-          <w:szCs w:val="20"/>
-        </w:rPr>
-        <w:t xml:space="preserve"> </w:t>
-      </w:r>
-      <w:proofErr w:type="spellStart"/>
-      <w:r>
-        <w:rPr>
-          <w:sz w:val="20"/>
-          <w:szCs w:val="20"/>
-        </w:rPr>
-        <w:t>layanan</w:t>
-      </w:r>
-      <w:proofErr w:type="spellEnd"/>
-      <w:r>
-        <w:rPr>
-          <w:sz w:val="20"/>
-          <w:szCs w:val="20"/>
-        </w:rPr>
-        <w:t>.</w:t>
-      </w:r>
-    </w:p>
-    <w:p>
-      <w:pPr>
-        <w:rPr>
-          <w:sz w:val="20"/>
-          <w:szCs w:val="20"/>
-        </w:rPr>
-      </w:pPr>
-      <w:r>
-        <w:rPr>
-          <w:sz w:val="20"/>
-          <w:szCs w:val="20"/>
-        </w:rPr>
-        <w:t xml:space="preserve">4. </w:t>
-      </w:r>
-      <w:proofErr w:type="spellStart"/>
-      <w:r>
-        <w:rPr>
-          <w:sz w:val="20"/>
-          <w:szCs w:val="20"/>
-        </w:rPr>
-        <w:t>Peluang</w:t>
-      </w:r>
-      <w:proofErr w:type="spellEnd"/>
-      <w:r>
-        <w:rPr>
-          <w:sz w:val="20"/>
-          <w:szCs w:val="20"/>
-        </w:rPr>
-        <w:t xml:space="preserve"> Usaha Digital</w:t>
-      </w:r>
-    </w:p>
-    <w:p>
-      <w:pPr>
-        <w:rPr>
-          <w:sz w:val="20"/>
-          <w:szCs w:val="20"/>
-        </w:rPr>
-      </w:pPr>
-      <w:r>
-        <w:rPr>
-          <w:sz w:val="20"/>
-          <w:szCs w:val="20"/>
-        </w:rPr>
-        <w:t xml:space="preserve">Website </w:t>
-      </w:r>
-      <w:proofErr w:type="spellStart"/>
-      <w:r>
-        <w:rPr>
-          <w:sz w:val="20"/>
-          <w:szCs w:val="20"/>
-        </w:rPr>
-        <w:t>ini</w:t>
-      </w:r>
-      <w:proofErr w:type="spellEnd"/>
-      <w:r>
-        <w:rPr>
-          <w:sz w:val="20"/>
-          <w:szCs w:val="20"/>
-        </w:rPr>
-        <w:t xml:space="preserve"> </w:t>
-      </w:r>
-      <w:proofErr w:type="spellStart"/>
-      <w:r>
-        <w:rPr>
-          <w:sz w:val="20"/>
-          <w:szCs w:val="20"/>
-        </w:rPr>
-        <w:t>berpotensi</w:t>
-      </w:r>
-      <w:proofErr w:type="spellEnd"/>
-      <w:r>
-        <w:rPr>
-          <w:sz w:val="20"/>
-          <w:szCs w:val="20"/>
-        </w:rPr>
-        <w:t xml:space="preserve"> </w:t>
-      </w:r>
-      <w:proofErr w:type="spellStart"/>
-      <w:r>
-        <w:rPr>
-          <w:sz w:val="20"/>
-          <w:szCs w:val="20"/>
-        </w:rPr>
-        <w:t>menjadi</w:t>
-      </w:r>
-      <w:proofErr w:type="spellEnd"/>
-      <w:r>
-        <w:rPr>
-          <w:sz w:val="20"/>
-          <w:szCs w:val="20"/>
-        </w:rPr>
-        <w:t xml:space="preserve"> </w:t>
-      </w:r>
-      <w:proofErr w:type="spellStart"/>
-      <w:r>
-        <w:rPr>
-          <w:sz w:val="20"/>
-          <w:szCs w:val="20"/>
-        </w:rPr>
-        <w:t>sumber</w:t>
-      </w:r>
-      <w:proofErr w:type="spellEnd"/>
-      <w:r>
-        <w:rPr>
-          <w:sz w:val="20"/>
-          <w:szCs w:val="20"/>
-        </w:rPr>
-        <w:t xml:space="preserve"> </w:t>
-      </w:r>
-      <w:proofErr w:type="spellStart"/>
-      <w:r>
-        <w:rPr>
-          <w:sz w:val="20"/>
-          <w:szCs w:val="20"/>
-        </w:rPr>
-        <w:t>pendapatan</w:t>
-      </w:r>
-      <w:proofErr w:type="spellEnd"/>
-      <w:r>
-        <w:rPr>
-          <w:sz w:val="20"/>
-          <w:szCs w:val="20"/>
-        </w:rPr>
-        <w:t xml:space="preserve"> </w:t>
-      </w:r>
-      <w:proofErr w:type="spellStart"/>
-      <w:r>
-        <w:rPr>
-          <w:sz w:val="20"/>
-          <w:szCs w:val="20"/>
-        </w:rPr>
-        <w:t>melalui</w:t>
-      </w:r>
-      <w:proofErr w:type="spellEnd"/>
-      <w:r>
-        <w:rPr>
-          <w:sz w:val="20"/>
-          <w:szCs w:val="20"/>
-        </w:rPr>
-        <w:t xml:space="preserve"> </w:t>
-      </w:r>
-      <w:proofErr w:type="spellStart"/>
-      <w:r>
-        <w:rPr>
-          <w:sz w:val="20"/>
-          <w:szCs w:val="20"/>
-        </w:rPr>
-        <w:t>penjualan</w:t>
-      </w:r>
-      <w:proofErr w:type="spellEnd"/>
-      <w:r>
-        <w:rPr>
-          <w:sz w:val="20"/>
-          <w:szCs w:val="20"/>
-        </w:rPr>
-        <w:t xml:space="preserve"> </w:t>
-      </w:r>
-      <w:proofErr w:type="spellStart"/>
-      <w:r>
-        <w:rPr>
-          <w:sz w:val="20"/>
-          <w:szCs w:val="20"/>
-        </w:rPr>
-        <w:t>produk</w:t>
-      </w:r>
-      <w:proofErr w:type="spellEnd"/>
-      <w:r>
-        <w:rPr>
-          <w:sz w:val="20"/>
-          <w:szCs w:val="20"/>
-        </w:rPr>
-        <w:t xml:space="preserve"> digital dan </w:t>
-      </w:r>
-      <w:proofErr w:type="spellStart"/>
-      <w:r>
-        <w:rPr>
-          <w:sz w:val="20"/>
-          <w:szCs w:val="20"/>
-        </w:rPr>
-        <w:t>kemitraan</w:t>
-      </w:r>
-      <w:proofErr w:type="spellEnd"/>
-      <w:r>
-        <w:rPr>
-          <w:sz w:val="20"/>
-          <w:szCs w:val="20"/>
-        </w:rPr>
-        <w:t xml:space="preserve"> </w:t>
-      </w:r>
-      <w:proofErr w:type="spellStart"/>
-      <w:r>
-        <w:rPr>
-          <w:sz w:val="20"/>
-          <w:szCs w:val="20"/>
-        </w:rPr>
-        <w:t>bisnis</w:t>
-      </w:r>
-      <w:proofErr w:type="spellEnd"/>
-      <w:r>
-        <w:rPr>
-          <w:sz w:val="20"/>
-          <w:szCs w:val="20"/>
-        </w:rPr>
-        <w:t>.</w:t>
-      </w:r>
     </w:p>
     <w:p>
       <w:pPr>
@@ -2546,9 +1647,15 @@
       <w:pPr>
         <w:pStyle w:val="Heading1"/>
         <w:jc w:val="center"/>
+        <w:rPr>
+          <w:rFonts w:ascii="Times New Roman" w:hAnsi="Times New Roman" w:cs="Times New Roman"/>
+        </w:rPr>
       </w:pPr>
       <w:bookmarkStart w:id="2" w:name="_Toc198103340"/>
       <w:r>
+        <w:rPr>
+          <w:rFonts w:ascii="Times New Roman" w:hAnsi="Times New Roman" w:cs="Times New Roman"/>
+        </w:rPr>
         <w:lastRenderedPageBreak/>
         <w:t>Bab II</w:t>
       </w:r>
@@ -2559,6 +1666,7 @@
         <w:pStyle w:val="Heading2"/>
         <w:jc w:val="center"/>
         <w:rPr>
+          <w:rFonts w:ascii="Times New Roman" w:hAnsi="Times New Roman" w:cs="Times New Roman"/>
           <w:color w:val="000000" w:themeColor="text1"/>
           <w:sz w:val="22"/>
           <w:szCs w:val="22"/>
@@ -2568,6 +1676,7 @@
       <w:proofErr w:type="spellStart"/>
       <w:r>
         <w:rPr>
+          <w:rFonts w:ascii="Times New Roman" w:hAnsi="Times New Roman" w:cs="Times New Roman"/>
           <w:color w:val="000000" w:themeColor="text1"/>
           <w:sz w:val="22"/>
           <w:szCs w:val="22"/>
@@ -2576,1872 +1685,1045 @@
       </w:r>
       <w:r>
         <w:rPr>
+          <w:rFonts w:ascii="Times New Roman" w:hAnsi="Times New Roman" w:cs="Times New Roman"/>
           <w:color w:val="000000" w:themeColor="text1"/>
           <w:sz w:val="22"/>
           <w:szCs w:val="22"/>
         </w:rPr>
-        <w:t>lasan</w:t>
+        <w:t>lasa</w:t>
       </w:r>
       <w:bookmarkEnd w:id="3"/>
-      <w:proofErr w:type="spellEnd"/>
-    </w:p>
-    <w:p>
-      <w:r>
-        <w:t xml:space="preserve">Pada </w:t>
-      </w:r>
-      <w:proofErr w:type="spellStart"/>
-      <w:r>
-        <w:t>bagian</w:t>
-      </w:r>
-      <w:proofErr w:type="spellEnd"/>
-      <w:r>
-        <w:t xml:space="preserve"> Nav </w:t>
-      </w:r>
-      <w:proofErr w:type="spellStart"/>
-      <w:r>
-        <w:t>kita</w:t>
-      </w:r>
-      <w:proofErr w:type="spellEnd"/>
-      <w:r>
-        <w:t xml:space="preserve"> </w:t>
-      </w:r>
-      <w:proofErr w:type="spellStart"/>
-      <w:r>
-        <w:t>sudah</w:t>
-      </w:r>
-      <w:proofErr w:type="spellEnd"/>
-      <w:r>
-        <w:t xml:space="preserve"> </w:t>
-      </w:r>
-      <w:proofErr w:type="spellStart"/>
-      <w:r>
-        <w:t>menambahkan</w:t>
-      </w:r>
-      <w:proofErr w:type="spellEnd"/>
-      <w:r>
-        <w:t xml:space="preserve"> </w:t>
-      </w:r>
-      <w:r>
-        <w:t>e</w:t>
-      </w:r>
-      <w:r>
-        <w:t xml:space="preserve">lement </w:t>
-      </w:r>
-      <w:r>
-        <w:t>b</w:t>
-      </w:r>
-      <w:r>
-        <w:t>ackground</w:t>
-      </w:r>
-      <w:r>
-        <w:t xml:space="preserve"> yang </w:t>
-      </w:r>
-      <w:proofErr w:type="spellStart"/>
-      <w:r>
-        <w:t>dimana</w:t>
-      </w:r>
-      <w:proofErr w:type="spellEnd"/>
-      <w:r>
-        <w:t xml:space="preserve"> pada element </w:t>
-      </w:r>
-      <w:proofErr w:type="spellStart"/>
-      <w:r>
-        <w:t>ini</w:t>
-      </w:r>
-      <w:proofErr w:type="spellEnd"/>
-      <w:r>
-        <w:t xml:space="preserve"> </w:t>
-      </w:r>
-      <w:proofErr w:type="spellStart"/>
-      <w:r>
-        <w:t>kita</w:t>
-      </w:r>
-      <w:proofErr w:type="spellEnd"/>
-      <w:r>
-        <w:t xml:space="preserve"> </w:t>
-      </w:r>
-      <w:proofErr w:type="spellStart"/>
-      <w:r>
-        <w:t>bisa</w:t>
-      </w:r>
-      <w:proofErr w:type="spellEnd"/>
-      <w:r>
-        <w:t xml:space="preserve"> </w:t>
-      </w:r>
-      <w:proofErr w:type="spellStart"/>
-      <w:r>
-        <w:t>menambahkan</w:t>
-      </w:r>
-      <w:proofErr w:type="spellEnd"/>
-      <w:r>
-        <w:t xml:space="preserve"> </w:t>
-      </w:r>
-      <w:proofErr w:type="spellStart"/>
-      <w:r>
-        <w:t>warna</w:t>
-      </w:r>
-      <w:proofErr w:type="spellEnd"/>
-      <w:r>
-        <w:t xml:space="preserve"> pada background website yang </w:t>
-      </w:r>
-      <w:proofErr w:type="spellStart"/>
-      <w:r>
-        <w:t>sedang</w:t>
-      </w:r>
-      <w:proofErr w:type="spellEnd"/>
-      <w:r>
-        <w:t xml:space="preserve"> </w:t>
-      </w:r>
-      <w:proofErr w:type="spellStart"/>
-      <w:r>
-        <w:t>kita</w:t>
-      </w:r>
-      <w:proofErr w:type="spellEnd"/>
-      <w:r>
-        <w:t xml:space="preserve"> </w:t>
-      </w:r>
-      <w:proofErr w:type="spellStart"/>
-      <w:r>
-        <w:t>buat</w:t>
-      </w:r>
-      <w:proofErr w:type="spellEnd"/>
-      <w:r>
-        <w:t>.</w:t>
-      </w:r>
-    </w:p>
-    <w:p>
-      <w:proofErr w:type="spellStart"/>
-      <w:r>
-        <w:t>Berikut</w:t>
-      </w:r>
-      <w:proofErr w:type="spellEnd"/>
-      <w:r>
-        <w:t xml:space="preserve"> </w:t>
-      </w:r>
-      <w:proofErr w:type="spellStart"/>
-      <w:r>
-        <w:t>penjelasan</w:t>
-      </w:r>
-      <w:proofErr w:type="spellEnd"/>
-      <w:r>
-        <w:t xml:space="preserve"> code yang </w:t>
-      </w:r>
-      <w:proofErr w:type="spellStart"/>
-      <w:r>
-        <w:t>kita</w:t>
-      </w:r>
-      <w:proofErr w:type="spellEnd"/>
-      <w:r>
-        <w:t xml:space="preserve"> </w:t>
-      </w:r>
-      <w:proofErr w:type="spellStart"/>
-      <w:r>
-        <w:t>gunakan</w:t>
-      </w:r>
-      <w:proofErr w:type="spellEnd"/>
-      <w:r>
-        <w:t>:</w:t>
-      </w:r>
-    </w:p>
-    <w:p>
-      <w:pPr>
-        <w:rPr>
-          <w:rFonts w:cstheme="minorHAnsi"/>
-          <w:lang w:val="en-ID"/>
-        </w:rPr>
-      </w:pPr>
-      <w:r>
-        <w:rPr>
-          <w:rFonts w:cstheme="minorHAnsi"/>
-          <w:lang w:val="en-ID"/>
-        </w:rPr>
-        <w:t>1.</w:t>
-      </w:r>
-      <w:r>
-        <w:rPr>
-          <w:rFonts w:cstheme="minorHAnsi"/>
-          <w:lang w:val="en-ID"/>
-        </w:rPr>
-        <w:t xml:space="preserve">body </w:t>
-      </w:r>
-      <w:proofErr w:type="gramStart"/>
-      <w:r>
-        <w:rPr>
-          <w:rFonts w:cstheme="minorHAnsi"/>
-          <w:lang w:val="en-ID"/>
-        </w:rPr>
-        <w:t>{</w:t>
-      </w:r>
-      <w:r>
-        <w:rPr>
-          <w:rFonts w:cstheme="minorHAnsi"/>
-          <w:lang w:val="en-ID"/>
-        </w:rPr>
-        <w:t xml:space="preserve"> }</w:t>
-      </w:r>
-      <w:proofErr w:type="gramEnd"/>
-    </w:p>
-    <w:p>
-      <w:pPr>
-        <w:rPr>
-          <w:rFonts w:cstheme="minorHAnsi"/>
-          <w:lang w:val="en-ID"/>
-        </w:rPr>
-      </w:pPr>
-      <w:r>
-        <w:rPr>
-          <w:rFonts w:cstheme="minorHAnsi"/>
-          <w:lang w:val="en-ID"/>
-        </w:rPr>
-        <w:t xml:space="preserve">Ini </w:t>
-      </w:r>
-      <w:proofErr w:type="spellStart"/>
-      <w:r>
-        <w:rPr>
-          <w:rFonts w:cstheme="minorHAnsi"/>
-          <w:lang w:val="en-ID"/>
-        </w:rPr>
-        <w:t>adalah</w:t>
-      </w:r>
-      <w:proofErr w:type="spellEnd"/>
-      <w:r>
-        <w:rPr>
-          <w:rFonts w:cstheme="minorHAnsi"/>
-          <w:lang w:val="en-ID"/>
-        </w:rPr>
-        <w:t xml:space="preserve"> selector CSS yang </w:t>
-      </w:r>
-      <w:proofErr w:type="spellStart"/>
-      <w:r>
-        <w:rPr>
-          <w:rFonts w:cstheme="minorHAnsi"/>
-          <w:lang w:val="en-ID"/>
-        </w:rPr>
-        <w:t>mengatur</w:t>
-      </w:r>
-      <w:proofErr w:type="spellEnd"/>
-      <w:r>
-        <w:rPr>
-          <w:rFonts w:cstheme="minorHAnsi"/>
-          <w:lang w:val="en-ID"/>
-        </w:rPr>
-        <w:t xml:space="preserve"> </w:t>
-      </w:r>
-      <w:proofErr w:type="spellStart"/>
-      <w:r>
-        <w:rPr>
-          <w:rFonts w:cstheme="minorHAnsi"/>
-          <w:lang w:val="en-ID"/>
-        </w:rPr>
-        <w:t>gaya</w:t>
-      </w:r>
-      <w:proofErr w:type="spellEnd"/>
-      <w:r>
-        <w:rPr>
-          <w:rFonts w:cstheme="minorHAnsi"/>
-          <w:lang w:val="en-ID"/>
-        </w:rPr>
-        <w:t xml:space="preserve"> </w:t>
-      </w:r>
-      <w:proofErr w:type="spellStart"/>
-      <w:r>
-        <w:rPr>
-          <w:rFonts w:cstheme="minorHAnsi"/>
-          <w:lang w:val="en-ID"/>
-        </w:rPr>
-        <w:t>untuk</w:t>
-      </w:r>
-      <w:proofErr w:type="spellEnd"/>
-      <w:r>
-        <w:rPr>
-          <w:rFonts w:cstheme="minorHAnsi"/>
-          <w:lang w:val="en-ID"/>
-        </w:rPr>
-        <w:t xml:space="preserve"> </w:t>
-      </w:r>
-      <w:proofErr w:type="spellStart"/>
-      <w:r>
-        <w:rPr>
-          <w:rFonts w:cstheme="minorHAnsi"/>
-          <w:lang w:val="en-ID"/>
-        </w:rPr>
-        <w:t>elemen</w:t>
-      </w:r>
-      <w:proofErr w:type="spellEnd"/>
-      <w:r>
-        <w:rPr>
-          <w:rFonts w:cstheme="minorHAnsi"/>
-          <w:lang w:val="en-ID"/>
-        </w:rPr>
-        <w:t xml:space="preserve"> &lt;body&gt; </w:t>
-      </w:r>
-      <w:proofErr w:type="spellStart"/>
-      <w:r>
-        <w:rPr>
-          <w:rFonts w:cstheme="minorHAnsi"/>
-          <w:lang w:val="en-ID"/>
-        </w:rPr>
-        <w:t>dari</w:t>
-      </w:r>
-      <w:proofErr w:type="spellEnd"/>
-      <w:r>
-        <w:rPr>
-          <w:rFonts w:cstheme="minorHAnsi"/>
-          <w:lang w:val="en-ID"/>
-        </w:rPr>
-        <w:t xml:space="preserve"> </w:t>
-      </w:r>
-      <w:proofErr w:type="spellStart"/>
-      <w:r>
-        <w:rPr>
-          <w:rFonts w:cstheme="minorHAnsi"/>
-          <w:lang w:val="en-ID"/>
-        </w:rPr>
-        <w:t>halaman</w:t>
-      </w:r>
-      <w:proofErr w:type="spellEnd"/>
-      <w:r>
-        <w:rPr>
-          <w:rFonts w:cstheme="minorHAnsi"/>
-          <w:lang w:val="en-ID"/>
-        </w:rPr>
-        <w:t xml:space="preserve"> HTML. </w:t>
-      </w:r>
-      <w:proofErr w:type="spellStart"/>
-      <w:r>
-        <w:rPr>
-          <w:rFonts w:cstheme="minorHAnsi"/>
-          <w:lang w:val="en-ID"/>
-        </w:rPr>
-        <w:t>Artinya</w:t>
-      </w:r>
-      <w:proofErr w:type="spellEnd"/>
-      <w:r>
-        <w:rPr>
-          <w:rFonts w:cstheme="minorHAnsi"/>
-          <w:lang w:val="en-ID"/>
-        </w:rPr>
-        <w:t xml:space="preserve">, </w:t>
-      </w:r>
-      <w:proofErr w:type="spellStart"/>
-      <w:r>
-        <w:rPr>
-          <w:rFonts w:cstheme="minorHAnsi"/>
-          <w:lang w:val="en-ID"/>
-        </w:rPr>
-        <w:t>semua</w:t>
-      </w:r>
-      <w:proofErr w:type="spellEnd"/>
-      <w:r>
-        <w:rPr>
-          <w:rFonts w:cstheme="minorHAnsi"/>
-          <w:lang w:val="en-ID"/>
-        </w:rPr>
-        <w:t xml:space="preserve"> </w:t>
-      </w:r>
-      <w:proofErr w:type="spellStart"/>
-      <w:r>
-        <w:rPr>
-          <w:rFonts w:cstheme="minorHAnsi"/>
-          <w:lang w:val="en-ID"/>
-        </w:rPr>
-        <w:t>gaya</w:t>
-      </w:r>
-      <w:proofErr w:type="spellEnd"/>
-      <w:r>
-        <w:rPr>
-          <w:rFonts w:cstheme="minorHAnsi"/>
-          <w:lang w:val="en-ID"/>
-        </w:rPr>
-        <w:t xml:space="preserve"> di </w:t>
-      </w:r>
-      <w:proofErr w:type="spellStart"/>
-      <w:r>
-        <w:rPr>
-          <w:rFonts w:cstheme="minorHAnsi"/>
-          <w:lang w:val="en-ID"/>
-        </w:rPr>
-        <w:t>dalam</w:t>
-      </w:r>
-      <w:proofErr w:type="spellEnd"/>
-      <w:r>
-        <w:rPr>
-          <w:rFonts w:cstheme="minorHAnsi"/>
-          <w:lang w:val="en-ID"/>
-        </w:rPr>
-        <w:t xml:space="preserve"> </w:t>
-      </w:r>
-      <w:proofErr w:type="spellStart"/>
-      <w:r>
-        <w:rPr>
-          <w:rFonts w:cstheme="minorHAnsi"/>
-          <w:lang w:val="en-ID"/>
-        </w:rPr>
-        <w:t>blok</w:t>
-      </w:r>
-      <w:proofErr w:type="spellEnd"/>
-      <w:r>
-        <w:rPr>
-          <w:rFonts w:cstheme="minorHAnsi"/>
-          <w:lang w:val="en-ID"/>
-        </w:rPr>
-        <w:t xml:space="preserve"> </w:t>
-      </w:r>
-      <w:proofErr w:type="spellStart"/>
-      <w:r>
-        <w:rPr>
-          <w:rFonts w:cstheme="minorHAnsi"/>
-          <w:lang w:val="en-ID"/>
-        </w:rPr>
-        <w:t>ini</w:t>
-      </w:r>
-      <w:proofErr w:type="spellEnd"/>
-      <w:r>
-        <w:rPr>
-          <w:rFonts w:cstheme="minorHAnsi"/>
-          <w:lang w:val="en-ID"/>
-        </w:rPr>
-        <w:t xml:space="preserve"> </w:t>
-      </w:r>
-      <w:proofErr w:type="spellStart"/>
-      <w:r>
-        <w:rPr>
-          <w:rFonts w:cstheme="minorHAnsi"/>
-          <w:lang w:val="en-ID"/>
-        </w:rPr>
-        <w:t>akan</w:t>
-      </w:r>
-      <w:proofErr w:type="spellEnd"/>
-      <w:r>
-        <w:rPr>
-          <w:rFonts w:cstheme="minorHAnsi"/>
-          <w:lang w:val="en-ID"/>
-        </w:rPr>
-        <w:t xml:space="preserve"> </w:t>
-      </w:r>
-      <w:proofErr w:type="spellStart"/>
-      <w:r>
-        <w:rPr>
-          <w:rFonts w:cstheme="minorHAnsi"/>
-          <w:lang w:val="en-ID"/>
-        </w:rPr>
-        <w:t>diterapkan</w:t>
-      </w:r>
-      <w:proofErr w:type="spellEnd"/>
-      <w:r>
-        <w:rPr>
-          <w:rFonts w:cstheme="minorHAnsi"/>
-          <w:lang w:val="en-ID"/>
-        </w:rPr>
-        <w:t xml:space="preserve"> </w:t>
-      </w:r>
-      <w:proofErr w:type="spellStart"/>
-      <w:r>
-        <w:rPr>
-          <w:rFonts w:cstheme="minorHAnsi"/>
-          <w:lang w:val="en-ID"/>
-        </w:rPr>
-        <w:t>ke</w:t>
-      </w:r>
-      <w:proofErr w:type="spellEnd"/>
-      <w:r>
-        <w:rPr>
-          <w:rFonts w:cstheme="minorHAnsi"/>
-          <w:lang w:val="en-ID"/>
-        </w:rPr>
-        <w:t xml:space="preserve"> </w:t>
-      </w:r>
-      <w:proofErr w:type="spellStart"/>
-      <w:r>
-        <w:rPr>
-          <w:rFonts w:cstheme="minorHAnsi"/>
-          <w:lang w:val="en-ID"/>
-        </w:rPr>
-        <w:t>seluruh</w:t>
-      </w:r>
-      <w:proofErr w:type="spellEnd"/>
-      <w:r>
-        <w:rPr>
-          <w:rFonts w:cstheme="minorHAnsi"/>
-          <w:lang w:val="en-ID"/>
-        </w:rPr>
-        <w:t xml:space="preserve"> </w:t>
-      </w:r>
-      <w:proofErr w:type="spellStart"/>
-      <w:r>
-        <w:rPr>
-          <w:rFonts w:cstheme="minorHAnsi"/>
-          <w:lang w:val="en-ID"/>
-        </w:rPr>
-        <w:t>halaman</w:t>
-      </w:r>
-      <w:proofErr w:type="spellEnd"/>
-      <w:r>
-        <w:rPr>
-          <w:rFonts w:cstheme="minorHAnsi"/>
-          <w:lang w:val="en-ID"/>
-        </w:rPr>
-        <w:t>.</w:t>
-      </w:r>
-    </w:p>
-    <w:p>
-      <w:pPr>
-        <w:rPr>
-          <w:rFonts w:cstheme="minorHAnsi"/>
-          <w:lang w:val="en-ID"/>
-        </w:rPr>
-      </w:pPr>
-      <w:r>
-        <w:rPr>
-          <w:rFonts w:cstheme="minorHAnsi"/>
-          <w:lang w:val="en-ID"/>
-        </w:rPr>
-        <w:t>2.</w:t>
-      </w:r>
-      <w:r>
-        <w:rPr>
-          <w:rFonts w:cstheme="minorHAnsi"/>
-          <w:lang w:val="en-ID"/>
-        </w:rPr>
-        <w:t>background: linear-</w:t>
-      </w:r>
-      <w:proofErr w:type="gramStart"/>
-      <w:r>
-        <w:rPr>
-          <w:rFonts w:cstheme="minorHAnsi"/>
-          <w:lang w:val="en-ID"/>
-        </w:rPr>
-        <w:t>gradient(</w:t>
-      </w:r>
-      <w:r>
-        <w:rPr>
-          <w:rFonts w:cstheme="minorHAnsi"/>
-          <w:lang w:val="en-ID"/>
-        </w:rPr>
-        <w:t xml:space="preserve"> </w:t>
-      </w:r>
-      <w:r>
-        <w:rPr>
-          <w:rFonts w:cstheme="minorHAnsi"/>
-          <w:lang w:val="en-ID"/>
-        </w:rPr>
-        <w:t>)</w:t>
-      </w:r>
-      <w:proofErr w:type="gramEnd"/>
-      <w:r>
-        <w:rPr>
-          <w:rFonts w:cstheme="minorHAnsi"/>
-          <w:lang w:val="en-ID"/>
-        </w:rPr>
-        <w:t>;</w:t>
-      </w:r>
-    </w:p>
-    <w:p>
-      <w:pPr>
-        <w:rPr>
-          <w:rFonts w:cstheme="minorHAnsi"/>
-          <w:lang w:val="en-ID"/>
-        </w:rPr>
-      </w:pPr>
-      <w:r>
-        <w:rPr>
-          <w:rFonts w:cstheme="minorHAnsi"/>
-          <w:lang w:val="en-ID"/>
-        </w:rPr>
-        <w:t xml:space="preserve">Ini </w:t>
-      </w:r>
-      <w:proofErr w:type="spellStart"/>
-      <w:r>
-        <w:rPr>
-          <w:rFonts w:cstheme="minorHAnsi"/>
-          <w:lang w:val="en-ID"/>
-        </w:rPr>
-        <w:t>mengatur</w:t>
-      </w:r>
-      <w:proofErr w:type="spellEnd"/>
-      <w:r>
-        <w:rPr>
-          <w:rFonts w:cstheme="minorHAnsi"/>
-          <w:lang w:val="en-ID"/>
-        </w:rPr>
-        <w:t xml:space="preserve"> </w:t>
-      </w:r>
-      <w:proofErr w:type="spellStart"/>
-      <w:r>
-        <w:rPr>
-          <w:rFonts w:cstheme="minorHAnsi"/>
-          <w:lang w:val="en-ID"/>
-        </w:rPr>
-        <w:t>latar</w:t>
-      </w:r>
-      <w:proofErr w:type="spellEnd"/>
-      <w:r>
-        <w:rPr>
-          <w:rFonts w:cstheme="minorHAnsi"/>
-          <w:lang w:val="en-ID"/>
-        </w:rPr>
-        <w:t xml:space="preserve"> </w:t>
-      </w:r>
-      <w:proofErr w:type="spellStart"/>
-      <w:r>
-        <w:rPr>
-          <w:rFonts w:cstheme="minorHAnsi"/>
-          <w:lang w:val="en-ID"/>
-        </w:rPr>
-        <w:t>belakang</w:t>
-      </w:r>
-      <w:proofErr w:type="spellEnd"/>
-      <w:r>
-        <w:rPr>
-          <w:rFonts w:cstheme="minorHAnsi"/>
-          <w:lang w:val="en-ID"/>
-        </w:rPr>
-        <w:t xml:space="preserve"> </w:t>
-      </w:r>
-      <w:proofErr w:type="spellStart"/>
-      <w:r>
-        <w:rPr>
-          <w:rFonts w:cstheme="minorHAnsi"/>
-          <w:lang w:val="en-ID"/>
-        </w:rPr>
-        <w:t>halaman</w:t>
-      </w:r>
-      <w:proofErr w:type="spellEnd"/>
-      <w:r>
-        <w:rPr>
-          <w:rFonts w:cstheme="minorHAnsi"/>
-          <w:lang w:val="en-ID"/>
-        </w:rPr>
-        <w:t xml:space="preserve"> </w:t>
-      </w:r>
-      <w:proofErr w:type="spellStart"/>
-      <w:r>
-        <w:rPr>
-          <w:rFonts w:cstheme="minorHAnsi"/>
-          <w:lang w:val="en-ID"/>
-        </w:rPr>
-        <w:t>dengan</w:t>
-      </w:r>
-      <w:proofErr w:type="spellEnd"/>
-      <w:r>
-        <w:rPr>
-          <w:rFonts w:cstheme="minorHAnsi"/>
-          <w:lang w:val="en-ID"/>
-        </w:rPr>
-        <w:t xml:space="preserve"> </w:t>
-      </w:r>
-      <w:proofErr w:type="spellStart"/>
-      <w:r>
-        <w:rPr>
-          <w:rFonts w:cstheme="minorHAnsi"/>
-          <w:lang w:val="en-ID"/>
-        </w:rPr>
-        <w:t>gradasi</w:t>
-      </w:r>
-      <w:proofErr w:type="spellEnd"/>
-      <w:r>
-        <w:rPr>
-          <w:rFonts w:cstheme="minorHAnsi"/>
-          <w:lang w:val="en-ID"/>
-        </w:rPr>
-        <w:t xml:space="preserve"> </w:t>
-      </w:r>
-      <w:proofErr w:type="spellStart"/>
-      <w:r>
-        <w:rPr>
-          <w:rFonts w:cstheme="minorHAnsi"/>
-          <w:lang w:val="en-ID"/>
-        </w:rPr>
-        <w:t>warna</w:t>
-      </w:r>
-      <w:proofErr w:type="spellEnd"/>
-      <w:r>
-        <w:rPr>
-          <w:rFonts w:cstheme="minorHAnsi"/>
-          <w:lang w:val="en-ID"/>
-        </w:rPr>
-        <w:t xml:space="preserve"> linear (</w:t>
-      </w:r>
-      <w:proofErr w:type="spellStart"/>
-      <w:r>
-        <w:rPr>
-          <w:rFonts w:cstheme="minorHAnsi"/>
-          <w:lang w:val="en-ID"/>
-        </w:rPr>
-        <w:t>dari</w:t>
-      </w:r>
-      <w:proofErr w:type="spellEnd"/>
-      <w:r>
-        <w:rPr>
-          <w:rFonts w:cstheme="minorHAnsi"/>
-          <w:lang w:val="en-ID"/>
-        </w:rPr>
-        <w:t xml:space="preserve"> </w:t>
-      </w:r>
-      <w:proofErr w:type="spellStart"/>
-      <w:r>
-        <w:rPr>
-          <w:rFonts w:cstheme="minorHAnsi"/>
-          <w:lang w:val="en-ID"/>
-        </w:rPr>
-        <w:t>atas</w:t>
-      </w:r>
-      <w:proofErr w:type="spellEnd"/>
-      <w:r>
-        <w:rPr>
-          <w:rFonts w:cstheme="minorHAnsi"/>
-          <w:lang w:val="en-ID"/>
-        </w:rPr>
-        <w:t xml:space="preserve"> </w:t>
-      </w:r>
-      <w:proofErr w:type="spellStart"/>
-      <w:r>
-        <w:rPr>
-          <w:rFonts w:cstheme="minorHAnsi"/>
-          <w:lang w:val="en-ID"/>
-        </w:rPr>
-        <w:t>ke</w:t>
-      </w:r>
-      <w:proofErr w:type="spellEnd"/>
-      <w:r>
-        <w:rPr>
-          <w:rFonts w:cstheme="minorHAnsi"/>
-          <w:lang w:val="en-ID"/>
-        </w:rPr>
-        <w:t xml:space="preserve"> </w:t>
-      </w:r>
-      <w:proofErr w:type="spellStart"/>
-      <w:r>
-        <w:rPr>
-          <w:rFonts w:cstheme="minorHAnsi"/>
-          <w:lang w:val="en-ID"/>
-        </w:rPr>
-        <w:t>bawah</w:t>
-      </w:r>
-      <w:proofErr w:type="spellEnd"/>
-      <w:r>
-        <w:rPr>
-          <w:rFonts w:cstheme="minorHAnsi"/>
-          <w:lang w:val="en-ID"/>
-        </w:rPr>
-        <w:t xml:space="preserve"> </w:t>
-      </w:r>
-      <w:proofErr w:type="spellStart"/>
-      <w:r>
-        <w:rPr>
-          <w:rFonts w:cstheme="minorHAnsi"/>
-          <w:lang w:val="en-ID"/>
-        </w:rPr>
-        <w:t>secara</w:t>
-      </w:r>
-      <w:proofErr w:type="spellEnd"/>
-      <w:r>
-        <w:rPr>
-          <w:rFonts w:cstheme="minorHAnsi"/>
-          <w:lang w:val="en-ID"/>
-        </w:rPr>
-        <w:t xml:space="preserve"> </w:t>
-      </w:r>
-      <w:proofErr w:type="spellStart"/>
-      <w:r>
-        <w:rPr>
-          <w:rFonts w:cstheme="minorHAnsi"/>
-          <w:lang w:val="en-ID"/>
-        </w:rPr>
-        <w:t>halus</w:t>
-      </w:r>
-      <w:proofErr w:type="spellEnd"/>
-    </w:p>
-    <w:p>
-      <w:pPr>
-        <w:rPr>
-          <w:rFonts w:cstheme="minorHAnsi"/>
-          <w:lang w:val="en-ID"/>
-        </w:rPr>
-      </w:pPr>
-      <w:r>
-        <w:rPr>
-          <w:rFonts w:cstheme="minorHAnsi"/>
-          <w:lang w:val="en-ID"/>
-        </w:rPr>
-        <w:t>Warna-</w:t>
-      </w:r>
-      <w:proofErr w:type="spellStart"/>
-      <w:r>
-        <w:rPr>
-          <w:rFonts w:cstheme="minorHAnsi"/>
-          <w:lang w:val="en-ID"/>
-        </w:rPr>
-        <w:t>warna</w:t>
-      </w:r>
-      <w:proofErr w:type="spellEnd"/>
-      <w:r>
-        <w:rPr>
-          <w:rFonts w:cstheme="minorHAnsi"/>
-          <w:lang w:val="en-ID"/>
-        </w:rPr>
-        <w:t xml:space="preserve"> </w:t>
-      </w:r>
-      <w:proofErr w:type="spellStart"/>
-      <w:r>
-        <w:rPr>
-          <w:rFonts w:cstheme="minorHAnsi"/>
-          <w:lang w:val="en-ID"/>
-        </w:rPr>
-        <w:t>ini</w:t>
-      </w:r>
-      <w:proofErr w:type="spellEnd"/>
-      <w:r>
-        <w:rPr>
-          <w:rFonts w:cstheme="minorHAnsi"/>
-          <w:lang w:val="en-ID"/>
-        </w:rPr>
-        <w:t xml:space="preserve"> </w:t>
-      </w:r>
-      <w:proofErr w:type="spellStart"/>
-      <w:r>
-        <w:rPr>
-          <w:rFonts w:cstheme="minorHAnsi"/>
-          <w:lang w:val="en-ID"/>
-        </w:rPr>
-        <w:t>akan</w:t>
-      </w:r>
-      <w:proofErr w:type="spellEnd"/>
-      <w:r>
-        <w:rPr>
-          <w:rFonts w:cstheme="minorHAnsi"/>
-          <w:lang w:val="en-ID"/>
-        </w:rPr>
-        <w:t xml:space="preserve"> </w:t>
-      </w:r>
-      <w:proofErr w:type="spellStart"/>
-      <w:r>
-        <w:rPr>
-          <w:rFonts w:cstheme="minorHAnsi"/>
-          <w:lang w:val="en-ID"/>
-        </w:rPr>
-        <w:t>membaur</w:t>
-      </w:r>
-      <w:proofErr w:type="spellEnd"/>
-      <w:r>
-        <w:rPr>
-          <w:rFonts w:cstheme="minorHAnsi"/>
-          <w:lang w:val="en-ID"/>
-        </w:rPr>
-        <w:t xml:space="preserve"> </w:t>
-      </w:r>
-      <w:proofErr w:type="spellStart"/>
-      <w:r>
-        <w:rPr>
-          <w:rFonts w:cstheme="minorHAnsi"/>
-          <w:lang w:val="en-ID"/>
-        </w:rPr>
-        <w:t>secara</w:t>
-      </w:r>
-      <w:proofErr w:type="spellEnd"/>
-      <w:r>
-        <w:rPr>
-          <w:rFonts w:cstheme="minorHAnsi"/>
-          <w:lang w:val="en-ID"/>
-        </w:rPr>
-        <w:t xml:space="preserve"> </w:t>
-      </w:r>
-      <w:proofErr w:type="spellStart"/>
-      <w:r>
-        <w:rPr>
-          <w:rFonts w:cstheme="minorHAnsi"/>
-          <w:lang w:val="en-ID"/>
-        </w:rPr>
-        <w:t>halus</w:t>
-      </w:r>
-      <w:proofErr w:type="spellEnd"/>
-      <w:r>
-        <w:rPr>
-          <w:rFonts w:cstheme="minorHAnsi"/>
-          <w:lang w:val="en-ID"/>
-        </w:rPr>
-        <w:t xml:space="preserve"> </w:t>
-      </w:r>
-      <w:proofErr w:type="spellStart"/>
-      <w:r>
-        <w:rPr>
-          <w:rFonts w:cstheme="minorHAnsi"/>
-          <w:lang w:val="en-ID"/>
-        </w:rPr>
-        <w:t>dari</w:t>
-      </w:r>
-      <w:proofErr w:type="spellEnd"/>
-      <w:r>
-        <w:rPr>
-          <w:rFonts w:cstheme="minorHAnsi"/>
-          <w:lang w:val="en-ID"/>
-        </w:rPr>
-        <w:t xml:space="preserve"> </w:t>
-      </w:r>
-      <w:proofErr w:type="spellStart"/>
-      <w:r>
-        <w:rPr>
-          <w:rFonts w:cstheme="minorHAnsi"/>
-          <w:lang w:val="en-ID"/>
-        </w:rPr>
-        <w:t>satu</w:t>
-      </w:r>
-      <w:proofErr w:type="spellEnd"/>
-      <w:r>
-        <w:rPr>
-          <w:rFonts w:cstheme="minorHAnsi"/>
-          <w:lang w:val="en-ID"/>
-        </w:rPr>
-        <w:t xml:space="preserve"> </w:t>
-      </w:r>
-      <w:proofErr w:type="spellStart"/>
-      <w:r>
-        <w:rPr>
-          <w:rFonts w:cstheme="minorHAnsi"/>
-          <w:lang w:val="en-ID"/>
-        </w:rPr>
-        <w:t>ke</w:t>
-      </w:r>
-      <w:proofErr w:type="spellEnd"/>
-      <w:r>
-        <w:rPr>
-          <w:rFonts w:cstheme="minorHAnsi"/>
-          <w:lang w:val="en-ID"/>
-        </w:rPr>
-        <w:t xml:space="preserve"> </w:t>
-      </w:r>
-      <w:proofErr w:type="spellStart"/>
-      <w:r>
-        <w:rPr>
-          <w:rFonts w:cstheme="minorHAnsi"/>
-          <w:lang w:val="en-ID"/>
-        </w:rPr>
-        <w:t>lainnya</w:t>
-      </w:r>
-      <w:proofErr w:type="spellEnd"/>
-      <w:r>
-        <w:rPr>
-          <w:rFonts w:cstheme="minorHAnsi"/>
-          <w:lang w:val="en-ID"/>
-        </w:rPr>
-        <w:t xml:space="preserve"> </w:t>
-      </w:r>
-      <w:proofErr w:type="spellStart"/>
-      <w:r>
-        <w:rPr>
-          <w:rFonts w:cstheme="minorHAnsi"/>
-          <w:lang w:val="en-ID"/>
-        </w:rPr>
-        <w:t>dari</w:t>
-      </w:r>
-      <w:proofErr w:type="spellEnd"/>
-      <w:r>
-        <w:rPr>
-          <w:rFonts w:cstheme="minorHAnsi"/>
-          <w:lang w:val="en-ID"/>
-        </w:rPr>
-        <w:t xml:space="preserve"> </w:t>
-      </w:r>
-      <w:proofErr w:type="spellStart"/>
-      <w:r>
-        <w:rPr>
-          <w:rFonts w:cstheme="minorHAnsi"/>
-          <w:lang w:val="en-ID"/>
-        </w:rPr>
-        <w:t>atas</w:t>
-      </w:r>
-      <w:proofErr w:type="spellEnd"/>
-      <w:r>
-        <w:rPr>
-          <w:rFonts w:cstheme="minorHAnsi"/>
-          <w:lang w:val="en-ID"/>
-        </w:rPr>
-        <w:t xml:space="preserve"> </w:t>
-      </w:r>
-      <w:proofErr w:type="spellStart"/>
-      <w:r>
-        <w:rPr>
-          <w:rFonts w:cstheme="minorHAnsi"/>
-          <w:lang w:val="en-ID"/>
-        </w:rPr>
-        <w:t>ke</w:t>
-      </w:r>
-      <w:proofErr w:type="spellEnd"/>
-      <w:r>
-        <w:rPr>
-          <w:rFonts w:cstheme="minorHAnsi"/>
-          <w:lang w:val="en-ID"/>
-        </w:rPr>
-        <w:t xml:space="preserve"> </w:t>
-      </w:r>
-      <w:proofErr w:type="spellStart"/>
-      <w:r>
-        <w:rPr>
-          <w:rFonts w:cstheme="minorHAnsi"/>
-          <w:lang w:val="en-ID"/>
-        </w:rPr>
-        <w:t>bawah</w:t>
-      </w:r>
-      <w:proofErr w:type="spellEnd"/>
-      <w:r>
-        <w:rPr>
-          <w:rFonts w:cstheme="minorHAnsi"/>
-          <w:lang w:val="en-ID"/>
-        </w:rPr>
-        <w:t xml:space="preserve"> </w:t>
-      </w:r>
-      <w:proofErr w:type="spellStart"/>
-      <w:r>
-        <w:rPr>
-          <w:rFonts w:cstheme="minorHAnsi"/>
-          <w:lang w:val="en-ID"/>
-        </w:rPr>
-        <w:t>halaman</w:t>
-      </w:r>
-      <w:proofErr w:type="spellEnd"/>
-      <w:r>
-        <w:rPr>
-          <w:rFonts w:cstheme="minorHAnsi"/>
-          <w:lang w:val="en-ID"/>
-        </w:rPr>
-        <w:t>.</w:t>
-      </w:r>
-    </w:p>
-    <w:p>
-      <w:pPr>
-        <w:rPr>
-          <w:rFonts w:cstheme="minorHAnsi"/>
-          <w:lang w:val="en-ID"/>
-        </w:rPr>
-      </w:pPr>
-      <w:r>
-        <w:rPr>
-          <w:rFonts w:cstheme="minorHAnsi"/>
-          <w:lang w:val="en-ID"/>
-        </w:rPr>
-        <w:t>3.</w:t>
-      </w:r>
-      <w:r>
-        <w:rPr>
-          <w:rFonts w:cstheme="minorHAnsi"/>
-          <w:lang w:val="en-ID"/>
-        </w:rPr>
-        <w:t>background-repeat: no-repeat;</w:t>
-      </w:r>
-    </w:p>
-    <w:p>
-      <w:pPr>
-        <w:rPr>
-          <w:rFonts w:cstheme="minorHAnsi"/>
-          <w:lang w:val="en-ID"/>
-        </w:rPr>
-      </w:pPr>
-      <w:r>
-        <w:rPr>
-          <w:rFonts w:cstheme="minorHAnsi"/>
-          <w:lang w:val="en-ID"/>
-        </w:rPr>
-        <w:t xml:space="preserve">Ini </w:t>
-      </w:r>
-      <w:proofErr w:type="spellStart"/>
-      <w:r>
-        <w:rPr>
-          <w:rFonts w:cstheme="minorHAnsi"/>
-          <w:lang w:val="en-ID"/>
-        </w:rPr>
-        <w:t>mencegah</w:t>
-      </w:r>
-      <w:proofErr w:type="spellEnd"/>
-      <w:r>
-        <w:rPr>
-          <w:rFonts w:cstheme="minorHAnsi"/>
-          <w:lang w:val="en-ID"/>
-        </w:rPr>
-        <w:t xml:space="preserve"> </w:t>
-      </w:r>
-      <w:proofErr w:type="spellStart"/>
-      <w:r>
-        <w:rPr>
-          <w:rFonts w:cstheme="minorHAnsi"/>
-          <w:lang w:val="en-ID"/>
-        </w:rPr>
-        <w:t>latar</w:t>
-      </w:r>
-      <w:proofErr w:type="spellEnd"/>
-      <w:r>
-        <w:rPr>
-          <w:rFonts w:cstheme="minorHAnsi"/>
-          <w:lang w:val="en-ID"/>
-        </w:rPr>
-        <w:t xml:space="preserve"> </w:t>
-      </w:r>
-      <w:proofErr w:type="spellStart"/>
-      <w:r>
-        <w:rPr>
-          <w:rFonts w:cstheme="minorHAnsi"/>
-          <w:lang w:val="en-ID"/>
-        </w:rPr>
-        <w:t>belakang</w:t>
-      </w:r>
-      <w:proofErr w:type="spellEnd"/>
-      <w:r>
-        <w:rPr>
-          <w:rFonts w:cstheme="minorHAnsi"/>
-          <w:lang w:val="en-ID"/>
-        </w:rPr>
-        <w:t xml:space="preserve"> </w:t>
-      </w:r>
-      <w:proofErr w:type="spellStart"/>
-      <w:r>
-        <w:rPr>
-          <w:rFonts w:cstheme="minorHAnsi"/>
-          <w:lang w:val="en-ID"/>
-        </w:rPr>
-        <w:t>mengulang</w:t>
-      </w:r>
-      <w:proofErr w:type="spellEnd"/>
-      <w:r>
-        <w:rPr>
-          <w:rFonts w:cstheme="minorHAnsi"/>
-          <w:lang w:val="en-ID"/>
-        </w:rPr>
-        <w:t>/</w:t>
-      </w:r>
-      <w:r>
-        <w:rPr>
-          <w:rFonts w:cstheme="minorHAnsi"/>
-          <w:lang w:val="en-ID"/>
-        </w:rPr>
-        <w:t>repeat.</w:t>
-      </w:r>
-      <w:r>
-        <w:rPr>
-          <w:rFonts w:cstheme="minorHAnsi"/>
-          <w:lang w:val="en-ID"/>
-        </w:rPr>
-        <w:t xml:space="preserve"> </w:t>
-      </w:r>
-      <w:proofErr w:type="spellStart"/>
-      <w:r>
-        <w:rPr>
-          <w:rFonts w:cstheme="minorHAnsi"/>
-          <w:lang w:val="en-ID"/>
-        </w:rPr>
-        <w:t>ini</w:t>
-      </w:r>
-      <w:proofErr w:type="spellEnd"/>
-      <w:r>
-        <w:rPr>
-          <w:rFonts w:cstheme="minorHAnsi"/>
-          <w:lang w:val="en-ID"/>
-        </w:rPr>
-        <w:t xml:space="preserve"> </w:t>
-      </w:r>
-      <w:proofErr w:type="spellStart"/>
-      <w:r>
-        <w:rPr>
-          <w:rFonts w:cstheme="minorHAnsi"/>
-          <w:lang w:val="en-ID"/>
-        </w:rPr>
-        <w:t>menegaskan</w:t>
-      </w:r>
-      <w:proofErr w:type="spellEnd"/>
-      <w:r>
-        <w:rPr>
-          <w:rFonts w:cstheme="minorHAnsi"/>
-          <w:lang w:val="en-ID"/>
-        </w:rPr>
-        <w:t xml:space="preserve"> </w:t>
-      </w:r>
-      <w:proofErr w:type="spellStart"/>
-      <w:r>
-        <w:rPr>
-          <w:rFonts w:cstheme="minorHAnsi"/>
-          <w:lang w:val="en-ID"/>
-        </w:rPr>
-        <w:t>bahwa</w:t>
-      </w:r>
-      <w:proofErr w:type="spellEnd"/>
-      <w:r>
-        <w:rPr>
-          <w:rFonts w:cstheme="minorHAnsi"/>
-          <w:lang w:val="en-ID"/>
-        </w:rPr>
-        <w:t xml:space="preserve"> </w:t>
-      </w:r>
-      <w:proofErr w:type="spellStart"/>
-      <w:r>
-        <w:rPr>
-          <w:rFonts w:cstheme="minorHAnsi"/>
-          <w:lang w:val="en-ID"/>
-        </w:rPr>
-        <w:t>tidak</w:t>
-      </w:r>
-      <w:proofErr w:type="spellEnd"/>
-      <w:r>
-        <w:rPr>
-          <w:rFonts w:cstheme="minorHAnsi"/>
-          <w:lang w:val="en-ID"/>
-        </w:rPr>
-        <w:t xml:space="preserve"> </w:t>
-      </w:r>
-      <w:proofErr w:type="spellStart"/>
-      <w:r>
-        <w:rPr>
-          <w:rFonts w:cstheme="minorHAnsi"/>
-          <w:lang w:val="en-ID"/>
-        </w:rPr>
-        <w:t>akan</w:t>
-      </w:r>
-      <w:proofErr w:type="spellEnd"/>
-      <w:r>
-        <w:rPr>
-          <w:rFonts w:cstheme="minorHAnsi"/>
-          <w:lang w:val="en-ID"/>
-        </w:rPr>
-        <w:t xml:space="preserve"> </w:t>
-      </w:r>
-      <w:proofErr w:type="spellStart"/>
-      <w:r>
-        <w:rPr>
-          <w:rFonts w:cstheme="minorHAnsi"/>
-          <w:lang w:val="en-ID"/>
-        </w:rPr>
-        <w:t>ada</w:t>
-      </w:r>
-      <w:proofErr w:type="spellEnd"/>
-      <w:r>
-        <w:rPr>
-          <w:rFonts w:cstheme="minorHAnsi"/>
-          <w:lang w:val="en-ID"/>
-        </w:rPr>
-        <w:t xml:space="preserve"> </w:t>
-      </w:r>
-      <w:proofErr w:type="spellStart"/>
-      <w:r>
-        <w:rPr>
-          <w:rFonts w:cstheme="minorHAnsi"/>
-          <w:lang w:val="en-ID"/>
-        </w:rPr>
-        <w:t>pengulangan</w:t>
-      </w:r>
-      <w:proofErr w:type="spellEnd"/>
-      <w:r>
-        <w:rPr>
-          <w:rFonts w:cstheme="minorHAnsi"/>
-          <w:lang w:val="en-ID"/>
-        </w:rPr>
-        <w:t xml:space="preserve"> </w:t>
-      </w:r>
-      <w:proofErr w:type="spellStart"/>
-      <w:r>
-        <w:rPr>
-          <w:rFonts w:cstheme="minorHAnsi"/>
-          <w:lang w:val="en-ID"/>
-        </w:rPr>
-        <w:t>latar</w:t>
-      </w:r>
-      <w:proofErr w:type="spellEnd"/>
-      <w:r>
-        <w:rPr>
-          <w:rFonts w:cstheme="minorHAnsi"/>
-          <w:lang w:val="en-ID"/>
-        </w:rPr>
-        <w:t xml:space="preserve"> </w:t>
-      </w:r>
-      <w:proofErr w:type="spellStart"/>
-      <w:r>
-        <w:rPr>
-          <w:rFonts w:cstheme="minorHAnsi"/>
-          <w:lang w:val="en-ID"/>
-        </w:rPr>
-        <w:t>belakang</w:t>
-      </w:r>
-      <w:proofErr w:type="spellEnd"/>
-      <w:r>
-        <w:rPr>
-          <w:rFonts w:cstheme="minorHAnsi"/>
-          <w:lang w:val="en-ID"/>
-        </w:rPr>
-        <w:t>.</w:t>
-      </w:r>
-    </w:p>
-    <w:p>
-      <w:pPr>
-        <w:rPr>
-          <w:rFonts w:cstheme="minorHAnsi"/>
-          <w:lang w:val="en-ID"/>
-        </w:rPr>
-      </w:pPr>
-      <w:r>
-        <w:rPr>
-          <w:rFonts w:cstheme="minorHAnsi"/>
-          <w:lang w:val="en-ID"/>
-        </w:rPr>
-        <w:t>4.</w:t>
-      </w:r>
-      <w:r>
-        <w:rPr>
-          <w:rFonts w:cstheme="minorHAnsi"/>
-          <w:lang w:val="en-ID"/>
-        </w:rPr>
-        <w:t>background-size: cover;</w:t>
-      </w:r>
-    </w:p>
-    <w:p>
-      <w:pPr>
-        <w:rPr>
-          <w:rFonts w:cstheme="minorHAnsi"/>
-          <w:lang w:val="en-ID"/>
-        </w:rPr>
-      </w:pPr>
-      <w:r>
-        <w:rPr>
-          <w:rFonts w:cstheme="minorHAnsi"/>
-          <w:lang w:val="en-ID"/>
-        </w:rPr>
-        <w:t xml:space="preserve">Ini </w:t>
-      </w:r>
-      <w:proofErr w:type="spellStart"/>
-      <w:r>
-        <w:rPr>
-          <w:rFonts w:cstheme="minorHAnsi"/>
-          <w:lang w:val="en-ID"/>
-        </w:rPr>
-        <w:t>memastikan</w:t>
-      </w:r>
-      <w:proofErr w:type="spellEnd"/>
-      <w:r>
-        <w:rPr>
-          <w:rFonts w:cstheme="minorHAnsi"/>
-          <w:lang w:val="en-ID"/>
-        </w:rPr>
-        <w:t xml:space="preserve"> </w:t>
-      </w:r>
-      <w:proofErr w:type="spellStart"/>
-      <w:r>
-        <w:rPr>
-          <w:rFonts w:cstheme="minorHAnsi"/>
-          <w:lang w:val="en-ID"/>
-        </w:rPr>
-        <w:t>bahwa</w:t>
-      </w:r>
-      <w:proofErr w:type="spellEnd"/>
-      <w:r>
-        <w:rPr>
-          <w:rFonts w:cstheme="minorHAnsi"/>
-          <w:lang w:val="en-ID"/>
-        </w:rPr>
-        <w:t xml:space="preserve"> </w:t>
-      </w:r>
-      <w:proofErr w:type="spellStart"/>
-      <w:r>
-        <w:rPr>
-          <w:rFonts w:cstheme="minorHAnsi"/>
-          <w:lang w:val="en-ID"/>
-        </w:rPr>
-        <w:t>gambar</w:t>
-      </w:r>
-      <w:proofErr w:type="spellEnd"/>
-      <w:r>
-        <w:rPr>
-          <w:rFonts w:cstheme="minorHAnsi"/>
-          <w:lang w:val="en-ID"/>
-        </w:rPr>
-        <w:t xml:space="preserve"> </w:t>
-      </w:r>
-      <w:proofErr w:type="spellStart"/>
-      <w:r>
-        <w:rPr>
-          <w:rFonts w:cstheme="minorHAnsi"/>
-          <w:lang w:val="en-ID"/>
-        </w:rPr>
-        <w:t>latar</w:t>
-      </w:r>
-      <w:proofErr w:type="spellEnd"/>
-      <w:r>
-        <w:rPr>
-          <w:rFonts w:cstheme="minorHAnsi"/>
-          <w:lang w:val="en-ID"/>
-        </w:rPr>
-        <w:t xml:space="preserve"> </w:t>
-      </w:r>
-      <w:proofErr w:type="spellStart"/>
-      <w:r>
-        <w:rPr>
-          <w:rFonts w:cstheme="minorHAnsi"/>
-          <w:lang w:val="en-ID"/>
-        </w:rPr>
-        <w:t>akan</w:t>
-      </w:r>
-      <w:proofErr w:type="spellEnd"/>
-      <w:r>
-        <w:rPr>
-          <w:rFonts w:cstheme="minorHAnsi"/>
-          <w:lang w:val="en-ID"/>
-        </w:rPr>
-        <w:t xml:space="preserve"> </w:t>
-      </w:r>
-      <w:proofErr w:type="spellStart"/>
-      <w:r>
-        <w:rPr>
-          <w:rFonts w:cstheme="minorHAnsi"/>
-          <w:lang w:val="en-ID"/>
-        </w:rPr>
-        <w:t>menutupi</w:t>
-      </w:r>
-      <w:proofErr w:type="spellEnd"/>
-      <w:r>
-        <w:rPr>
-          <w:rFonts w:cstheme="minorHAnsi"/>
-          <w:lang w:val="en-ID"/>
-        </w:rPr>
-        <w:t xml:space="preserve"> </w:t>
-      </w:r>
-      <w:proofErr w:type="spellStart"/>
-      <w:r>
-        <w:rPr>
-          <w:rFonts w:cstheme="minorHAnsi"/>
-          <w:lang w:val="en-ID"/>
-        </w:rPr>
-        <w:t>seluruh</w:t>
-      </w:r>
-      <w:proofErr w:type="spellEnd"/>
-      <w:r>
-        <w:rPr>
-          <w:rFonts w:cstheme="minorHAnsi"/>
-          <w:lang w:val="en-ID"/>
-        </w:rPr>
-        <w:t xml:space="preserve"> area </w:t>
-      </w:r>
-      <w:proofErr w:type="spellStart"/>
-      <w:r>
-        <w:rPr>
-          <w:rFonts w:cstheme="minorHAnsi"/>
-          <w:lang w:val="en-ID"/>
-        </w:rPr>
-        <w:t>layar</w:t>
-      </w:r>
-      <w:proofErr w:type="spellEnd"/>
-      <w:r>
-        <w:rPr>
-          <w:rFonts w:cstheme="minorHAnsi"/>
-          <w:lang w:val="en-ID"/>
-        </w:rPr>
-        <w:t xml:space="preserve">, </w:t>
-      </w:r>
-      <w:proofErr w:type="spellStart"/>
-      <w:r>
-        <w:rPr>
-          <w:rFonts w:cstheme="minorHAnsi"/>
-          <w:lang w:val="en-ID"/>
-        </w:rPr>
-        <w:t>baik</w:t>
-      </w:r>
-      <w:proofErr w:type="spellEnd"/>
-      <w:r>
-        <w:rPr>
-          <w:rFonts w:cstheme="minorHAnsi"/>
-          <w:lang w:val="en-ID"/>
-        </w:rPr>
-        <w:t xml:space="preserve"> </w:t>
-      </w:r>
-      <w:proofErr w:type="spellStart"/>
-      <w:r>
-        <w:rPr>
-          <w:rFonts w:cstheme="minorHAnsi"/>
-          <w:lang w:val="en-ID"/>
-        </w:rPr>
-        <w:t>secara</w:t>
-      </w:r>
-      <w:proofErr w:type="spellEnd"/>
-      <w:r>
-        <w:rPr>
-          <w:rFonts w:cstheme="minorHAnsi"/>
-          <w:lang w:val="en-ID"/>
-        </w:rPr>
-        <w:t xml:space="preserve"> horizontal </w:t>
-      </w:r>
-      <w:proofErr w:type="spellStart"/>
-      <w:r>
-        <w:rPr>
-          <w:rFonts w:cstheme="minorHAnsi"/>
-          <w:lang w:val="en-ID"/>
-        </w:rPr>
-        <w:t>maupun</w:t>
-      </w:r>
-      <w:proofErr w:type="spellEnd"/>
-      <w:r>
-        <w:rPr>
-          <w:rFonts w:cstheme="minorHAnsi"/>
-          <w:lang w:val="en-ID"/>
-        </w:rPr>
-        <w:t xml:space="preserve"> </w:t>
-      </w:r>
-      <w:proofErr w:type="spellStart"/>
-      <w:r>
-        <w:rPr>
-          <w:rFonts w:cstheme="minorHAnsi"/>
-          <w:lang w:val="en-ID"/>
-        </w:rPr>
-        <w:t>vertikal</w:t>
-      </w:r>
-      <w:proofErr w:type="spellEnd"/>
-      <w:r>
-        <w:rPr>
-          <w:rFonts w:cstheme="minorHAnsi"/>
-          <w:lang w:val="en-ID"/>
-        </w:rPr>
-        <w:t xml:space="preserve">, </w:t>
-      </w:r>
-      <w:proofErr w:type="spellStart"/>
-      <w:r>
-        <w:rPr>
-          <w:rFonts w:cstheme="minorHAnsi"/>
-          <w:lang w:val="en-ID"/>
-        </w:rPr>
-        <w:t>tanpa</w:t>
-      </w:r>
-      <w:proofErr w:type="spellEnd"/>
-      <w:r>
-        <w:rPr>
-          <w:rFonts w:cstheme="minorHAnsi"/>
-          <w:lang w:val="en-ID"/>
-        </w:rPr>
-        <w:t xml:space="preserve"> </w:t>
-      </w:r>
-      <w:proofErr w:type="spellStart"/>
-      <w:r>
-        <w:rPr>
-          <w:rFonts w:cstheme="minorHAnsi"/>
-          <w:lang w:val="en-ID"/>
-        </w:rPr>
-        <w:t>meninggalkan</w:t>
-      </w:r>
-      <w:proofErr w:type="spellEnd"/>
-      <w:r>
-        <w:rPr>
-          <w:rFonts w:cstheme="minorHAnsi"/>
-          <w:lang w:val="en-ID"/>
-        </w:rPr>
-        <w:t xml:space="preserve"> </w:t>
-      </w:r>
-      <w:proofErr w:type="spellStart"/>
-      <w:r>
-        <w:rPr>
-          <w:rFonts w:cstheme="minorHAnsi"/>
-          <w:lang w:val="en-ID"/>
-        </w:rPr>
-        <w:t>ruang</w:t>
-      </w:r>
-      <w:proofErr w:type="spellEnd"/>
-      <w:r>
-        <w:rPr>
-          <w:rFonts w:cstheme="minorHAnsi"/>
-          <w:lang w:val="en-ID"/>
-        </w:rPr>
-        <w:t xml:space="preserve"> </w:t>
-      </w:r>
-      <w:proofErr w:type="spellStart"/>
-      <w:r>
-        <w:rPr>
-          <w:rFonts w:cstheme="minorHAnsi"/>
-          <w:lang w:val="en-ID"/>
-        </w:rPr>
-        <w:t>kosong</w:t>
-      </w:r>
-      <w:proofErr w:type="spellEnd"/>
-      <w:r>
-        <w:rPr>
-          <w:rFonts w:cstheme="minorHAnsi"/>
-          <w:lang w:val="en-ID"/>
-        </w:rPr>
-        <w:t xml:space="preserve">. Jika </w:t>
-      </w:r>
-      <w:proofErr w:type="spellStart"/>
-      <w:r>
-        <w:rPr>
-          <w:rFonts w:cstheme="minorHAnsi"/>
-          <w:lang w:val="en-ID"/>
-        </w:rPr>
-        <w:t>proporsinya</w:t>
-      </w:r>
-      <w:proofErr w:type="spellEnd"/>
-      <w:r>
-        <w:rPr>
-          <w:rFonts w:cstheme="minorHAnsi"/>
-          <w:lang w:val="en-ID"/>
-        </w:rPr>
-        <w:t xml:space="preserve"> </w:t>
-      </w:r>
-      <w:proofErr w:type="spellStart"/>
-      <w:r>
-        <w:rPr>
-          <w:rFonts w:cstheme="minorHAnsi"/>
-          <w:lang w:val="en-ID"/>
-        </w:rPr>
-        <w:t>tidak</w:t>
-      </w:r>
-      <w:proofErr w:type="spellEnd"/>
-      <w:r>
-        <w:rPr>
-          <w:rFonts w:cstheme="minorHAnsi"/>
-          <w:lang w:val="en-ID"/>
-        </w:rPr>
-        <w:t xml:space="preserve"> </w:t>
-      </w:r>
-      <w:proofErr w:type="spellStart"/>
-      <w:r>
-        <w:rPr>
-          <w:rFonts w:cstheme="minorHAnsi"/>
-          <w:lang w:val="en-ID"/>
-        </w:rPr>
-        <w:t>cocok</w:t>
-      </w:r>
-      <w:proofErr w:type="spellEnd"/>
-      <w:r>
-        <w:rPr>
-          <w:rFonts w:cstheme="minorHAnsi"/>
-          <w:lang w:val="en-ID"/>
-        </w:rPr>
-        <w:t xml:space="preserve">, </w:t>
-      </w:r>
-      <w:proofErr w:type="spellStart"/>
-      <w:r>
-        <w:rPr>
-          <w:rFonts w:cstheme="minorHAnsi"/>
-          <w:lang w:val="en-ID"/>
-        </w:rPr>
-        <w:t>gambar</w:t>
-      </w:r>
-      <w:proofErr w:type="spellEnd"/>
-      <w:r>
-        <w:rPr>
-          <w:rFonts w:cstheme="minorHAnsi"/>
-          <w:lang w:val="en-ID"/>
-        </w:rPr>
-        <w:t xml:space="preserve"> </w:t>
-      </w:r>
-      <w:proofErr w:type="spellStart"/>
-      <w:r>
-        <w:rPr>
-          <w:rFonts w:cstheme="minorHAnsi"/>
-          <w:lang w:val="en-ID"/>
-        </w:rPr>
-        <w:t>akan</w:t>
-      </w:r>
-      <w:proofErr w:type="spellEnd"/>
-      <w:r>
-        <w:rPr>
-          <w:rFonts w:cstheme="minorHAnsi"/>
-          <w:lang w:val="en-ID"/>
-        </w:rPr>
-        <w:t xml:space="preserve"> </w:t>
-      </w:r>
-      <w:proofErr w:type="spellStart"/>
-      <w:r>
-        <w:rPr>
-          <w:rFonts w:cstheme="minorHAnsi"/>
-          <w:lang w:val="en-ID"/>
-        </w:rPr>
-        <w:t>dipotong</w:t>
-      </w:r>
-      <w:proofErr w:type="spellEnd"/>
-      <w:r>
-        <w:rPr>
-          <w:rFonts w:cstheme="minorHAnsi"/>
-          <w:lang w:val="en-ID"/>
-        </w:rPr>
-        <w:t xml:space="preserve"> </w:t>
-      </w:r>
-      <w:proofErr w:type="spellStart"/>
-      <w:r>
-        <w:rPr>
-          <w:rFonts w:cstheme="minorHAnsi"/>
-          <w:lang w:val="en-ID"/>
-        </w:rPr>
-        <w:t>untuk</w:t>
-      </w:r>
-      <w:proofErr w:type="spellEnd"/>
-      <w:r>
-        <w:rPr>
-          <w:rFonts w:cstheme="minorHAnsi"/>
-          <w:lang w:val="en-ID"/>
-        </w:rPr>
-        <w:t xml:space="preserve"> </w:t>
-      </w:r>
-      <w:proofErr w:type="spellStart"/>
-      <w:r>
-        <w:rPr>
-          <w:rFonts w:cstheme="minorHAnsi"/>
-          <w:lang w:val="en-ID"/>
-        </w:rPr>
-        <w:t>menyesuaikan</w:t>
-      </w:r>
-      <w:proofErr w:type="spellEnd"/>
-      <w:r>
-        <w:rPr>
-          <w:rFonts w:cstheme="minorHAnsi"/>
-          <w:lang w:val="en-ID"/>
-        </w:rPr>
-        <w:t>.</w:t>
-      </w:r>
-    </w:p>
-    <w:p>
-      <w:pPr>
-        <w:pStyle w:val="Heading2"/>
-        <w:jc w:val="center"/>
-        <w:rPr>
+      <w:r>
+        <w:rPr>
+          <w:rFonts w:ascii="Times New Roman" w:hAnsi="Times New Roman" w:cs="Times New Roman"/>
           <w:color w:val="000000" w:themeColor="text1"/>
           <w:sz w:val="22"/>
           <w:szCs w:val="22"/>
         </w:rPr>
-      </w:pPr>
+        <w:t>n</w:t>
+      </w:r>
+      <w:proofErr w:type="spellEnd"/>
     </w:p>
     <w:p>
       <w:pPr>
+        <w:rPr>
+          <w:rFonts w:ascii="Times New Roman" w:hAnsi="Times New Roman" w:cs="Times New Roman"/>
+          <w:sz w:val="20"/>
+          <w:szCs w:val="20"/>
+        </w:rPr>
+      </w:pPr>
+      <w:r>
+        <w:rPr>
+          <w:rFonts w:ascii="Times New Roman" w:hAnsi="Times New Roman" w:cs="Times New Roman"/>
+          <w:sz w:val="20"/>
+          <w:szCs w:val="20"/>
+        </w:rPr>
+        <w:t xml:space="preserve">Pada </w:t>
+      </w:r>
+      <w:proofErr w:type="spellStart"/>
+      <w:r>
+        <w:rPr>
+          <w:rFonts w:ascii="Times New Roman" w:hAnsi="Times New Roman" w:cs="Times New Roman"/>
+          <w:sz w:val="20"/>
+          <w:szCs w:val="20"/>
+        </w:rPr>
+        <w:t>bagian</w:t>
+      </w:r>
+      <w:proofErr w:type="spellEnd"/>
+      <w:r>
+        <w:rPr>
+          <w:rFonts w:ascii="Times New Roman" w:hAnsi="Times New Roman" w:cs="Times New Roman"/>
+          <w:sz w:val="20"/>
+          <w:szCs w:val="20"/>
+        </w:rPr>
+        <w:t xml:space="preserve"> Nav.html </w:t>
+      </w:r>
+      <w:proofErr w:type="spellStart"/>
+      <w:r>
+        <w:rPr>
+          <w:rFonts w:ascii="Times New Roman" w:hAnsi="Times New Roman" w:cs="Times New Roman"/>
+          <w:sz w:val="20"/>
+          <w:szCs w:val="20"/>
+        </w:rPr>
+        <w:t>kita</w:t>
+      </w:r>
+      <w:proofErr w:type="spellEnd"/>
+      <w:r>
+        <w:rPr>
+          <w:rFonts w:ascii="Times New Roman" w:hAnsi="Times New Roman" w:cs="Times New Roman"/>
+          <w:sz w:val="20"/>
+          <w:szCs w:val="20"/>
+        </w:rPr>
+        <w:t xml:space="preserve"> </w:t>
+      </w:r>
+      <w:proofErr w:type="spellStart"/>
+      <w:r>
+        <w:rPr>
+          <w:rFonts w:ascii="Times New Roman" w:hAnsi="Times New Roman" w:cs="Times New Roman"/>
+          <w:sz w:val="20"/>
+          <w:szCs w:val="20"/>
+        </w:rPr>
+        <w:t>sudah</w:t>
+      </w:r>
+      <w:proofErr w:type="spellEnd"/>
+      <w:r>
+        <w:rPr>
+          <w:rFonts w:ascii="Times New Roman" w:hAnsi="Times New Roman" w:cs="Times New Roman"/>
+          <w:sz w:val="20"/>
+          <w:szCs w:val="20"/>
+        </w:rPr>
+        <w:t xml:space="preserve"> </w:t>
+      </w:r>
+      <w:proofErr w:type="spellStart"/>
+      <w:r>
+        <w:rPr>
+          <w:rFonts w:ascii="Times New Roman" w:hAnsi="Times New Roman" w:cs="Times New Roman"/>
+          <w:sz w:val="20"/>
+          <w:szCs w:val="20"/>
+        </w:rPr>
+        <w:t>menambahkan</w:t>
+      </w:r>
+      <w:proofErr w:type="spellEnd"/>
+      <w:r>
+        <w:rPr>
+          <w:rFonts w:ascii="Times New Roman" w:hAnsi="Times New Roman" w:cs="Times New Roman"/>
+          <w:sz w:val="20"/>
+          <w:szCs w:val="20"/>
+        </w:rPr>
+        <w:t xml:space="preserve"> </w:t>
+      </w:r>
+      <w:proofErr w:type="spellStart"/>
+      <w:r>
+        <w:rPr>
+          <w:rFonts w:ascii="Times New Roman" w:hAnsi="Times New Roman" w:cs="Times New Roman"/>
+          <w:sz w:val="20"/>
+          <w:szCs w:val="20"/>
+        </w:rPr>
+        <w:t>fitur</w:t>
+      </w:r>
+      <w:proofErr w:type="spellEnd"/>
+      <w:r>
+        <w:rPr>
+          <w:rFonts w:ascii="Times New Roman" w:hAnsi="Times New Roman" w:cs="Times New Roman"/>
+          <w:sz w:val="20"/>
+          <w:szCs w:val="20"/>
+        </w:rPr>
+        <w:t xml:space="preserve"> </w:t>
+      </w:r>
+      <w:proofErr w:type="spellStart"/>
+      <w:r>
+        <w:rPr>
+          <w:rFonts w:ascii="Times New Roman" w:hAnsi="Times New Roman" w:cs="Times New Roman"/>
+          <w:sz w:val="20"/>
+          <w:szCs w:val="20"/>
+        </w:rPr>
+        <w:t>berupa</w:t>
+      </w:r>
+      <w:proofErr w:type="spellEnd"/>
+      <w:r>
+        <w:rPr>
+          <w:rFonts w:ascii="Times New Roman" w:hAnsi="Times New Roman" w:cs="Times New Roman"/>
+          <w:sz w:val="20"/>
+          <w:szCs w:val="20"/>
+        </w:rPr>
+        <w:t xml:space="preserve"> </w:t>
+      </w:r>
+      <w:proofErr w:type="spellStart"/>
+      <w:r>
+        <w:rPr>
+          <w:rFonts w:ascii="Times New Roman" w:hAnsi="Times New Roman" w:cs="Times New Roman"/>
+          <w:sz w:val="20"/>
+          <w:szCs w:val="20"/>
+        </w:rPr>
+        <w:t>troli</w:t>
+      </w:r>
+      <w:proofErr w:type="spellEnd"/>
+      <w:r>
+        <w:rPr>
+          <w:rFonts w:ascii="Times New Roman" w:hAnsi="Times New Roman" w:cs="Times New Roman"/>
+          <w:sz w:val="20"/>
+          <w:szCs w:val="20"/>
+        </w:rPr>
+        <w:t xml:space="preserve"> </w:t>
+      </w:r>
+      <w:r>
+        <w:rPr>
+          <w:rFonts w:ascii="Times New Roman" w:hAnsi="Times New Roman" w:cs="Times New Roman"/>
+          <w:sz w:val="20"/>
+          <w:szCs w:val="20"/>
+        </w:rPr>
+        <w:t xml:space="preserve">pada </w:t>
+      </w:r>
+      <w:proofErr w:type="spellStart"/>
+      <w:r>
+        <w:rPr>
+          <w:rFonts w:ascii="Times New Roman" w:hAnsi="Times New Roman" w:cs="Times New Roman"/>
+          <w:sz w:val="20"/>
+          <w:szCs w:val="20"/>
+        </w:rPr>
+        <w:t>bagian</w:t>
+      </w:r>
+      <w:proofErr w:type="spellEnd"/>
+      <w:r>
+        <w:rPr>
+          <w:rFonts w:ascii="Times New Roman" w:hAnsi="Times New Roman" w:cs="Times New Roman"/>
+          <w:sz w:val="20"/>
+          <w:szCs w:val="20"/>
+        </w:rPr>
+        <w:t xml:space="preserve"> menu,</w:t>
+      </w:r>
+      <w:r>
+        <w:rPr>
+          <w:rFonts w:ascii="Times New Roman" w:hAnsi="Times New Roman" w:cs="Times New Roman"/>
+          <w:sz w:val="20"/>
+          <w:szCs w:val="20"/>
+        </w:rPr>
+        <w:t xml:space="preserve"> pada </w:t>
+      </w:r>
+      <w:proofErr w:type="spellStart"/>
+      <w:r>
+        <w:rPr>
+          <w:rFonts w:ascii="Times New Roman" w:hAnsi="Times New Roman" w:cs="Times New Roman"/>
+          <w:sz w:val="20"/>
+          <w:szCs w:val="20"/>
+        </w:rPr>
+        <w:t>fitur</w:t>
+      </w:r>
+      <w:proofErr w:type="spellEnd"/>
+      <w:r>
+        <w:rPr>
+          <w:rFonts w:ascii="Times New Roman" w:hAnsi="Times New Roman" w:cs="Times New Roman"/>
+          <w:sz w:val="20"/>
+          <w:szCs w:val="20"/>
+        </w:rPr>
+        <w:t xml:space="preserve"> </w:t>
+      </w:r>
+      <w:proofErr w:type="spellStart"/>
+      <w:r>
+        <w:rPr>
+          <w:rFonts w:ascii="Times New Roman" w:hAnsi="Times New Roman" w:cs="Times New Roman"/>
+          <w:sz w:val="20"/>
+          <w:szCs w:val="20"/>
+        </w:rPr>
+        <w:t>ini</w:t>
+      </w:r>
+      <w:proofErr w:type="spellEnd"/>
+      <w:r>
+        <w:rPr>
+          <w:rFonts w:ascii="Times New Roman" w:hAnsi="Times New Roman" w:cs="Times New Roman"/>
+          <w:sz w:val="20"/>
+          <w:szCs w:val="20"/>
+        </w:rPr>
+        <w:t xml:space="preserve"> </w:t>
+      </w:r>
+      <w:proofErr w:type="spellStart"/>
+      <w:r>
+        <w:rPr>
+          <w:rFonts w:ascii="Times New Roman" w:hAnsi="Times New Roman" w:cs="Times New Roman"/>
+          <w:sz w:val="20"/>
+          <w:szCs w:val="20"/>
+        </w:rPr>
+        <w:t>kita</w:t>
+      </w:r>
+      <w:proofErr w:type="spellEnd"/>
+      <w:r>
+        <w:rPr>
+          <w:rFonts w:ascii="Times New Roman" w:hAnsi="Times New Roman" w:cs="Times New Roman"/>
+          <w:sz w:val="20"/>
+          <w:szCs w:val="20"/>
+        </w:rPr>
+        <w:t xml:space="preserve"> </w:t>
+      </w:r>
+      <w:proofErr w:type="spellStart"/>
+      <w:r>
+        <w:rPr>
+          <w:rFonts w:ascii="Times New Roman" w:hAnsi="Times New Roman" w:cs="Times New Roman"/>
+          <w:sz w:val="20"/>
+          <w:szCs w:val="20"/>
+        </w:rPr>
+        <w:t>bisa</w:t>
+      </w:r>
+      <w:proofErr w:type="spellEnd"/>
+      <w:r>
+        <w:rPr>
+          <w:rFonts w:ascii="Times New Roman" w:hAnsi="Times New Roman" w:cs="Times New Roman"/>
+          <w:sz w:val="20"/>
+          <w:szCs w:val="20"/>
+        </w:rPr>
+        <w:t xml:space="preserve"> </w:t>
+      </w:r>
+      <w:proofErr w:type="spellStart"/>
+      <w:r>
+        <w:rPr>
+          <w:rFonts w:ascii="Times New Roman" w:hAnsi="Times New Roman" w:cs="Times New Roman"/>
+          <w:sz w:val="20"/>
+          <w:szCs w:val="20"/>
+        </w:rPr>
+        <w:t>bertransaksi</w:t>
+      </w:r>
+      <w:proofErr w:type="spellEnd"/>
+      <w:r>
+        <w:rPr>
+          <w:rFonts w:ascii="Times New Roman" w:hAnsi="Times New Roman" w:cs="Times New Roman"/>
+          <w:sz w:val="20"/>
+          <w:szCs w:val="20"/>
+        </w:rPr>
+        <w:t xml:space="preserve">/top </w:t>
+      </w:r>
+      <w:proofErr w:type="gramStart"/>
+      <w:r>
+        <w:rPr>
+          <w:rFonts w:ascii="Times New Roman" w:hAnsi="Times New Roman" w:cs="Times New Roman"/>
+          <w:sz w:val="20"/>
+          <w:szCs w:val="20"/>
+        </w:rPr>
+        <w:t>up ,dan</w:t>
+      </w:r>
+      <w:proofErr w:type="gramEnd"/>
+      <w:r>
+        <w:rPr>
+          <w:rFonts w:ascii="Times New Roman" w:hAnsi="Times New Roman" w:cs="Times New Roman"/>
+          <w:sz w:val="20"/>
+          <w:szCs w:val="20"/>
+        </w:rPr>
+        <w:t xml:space="preserve"> code yang kami </w:t>
+      </w:r>
+      <w:proofErr w:type="spellStart"/>
+      <w:r>
+        <w:rPr>
+          <w:rFonts w:ascii="Times New Roman" w:hAnsi="Times New Roman" w:cs="Times New Roman"/>
+          <w:sz w:val="20"/>
+          <w:szCs w:val="20"/>
+        </w:rPr>
+        <w:t>gunakan</w:t>
+      </w:r>
+      <w:proofErr w:type="spellEnd"/>
+      <w:r>
+        <w:rPr>
+          <w:rFonts w:ascii="Times New Roman" w:hAnsi="Times New Roman" w:cs="Times New Roman"/>
+          <w:sz w:val="20"/>
+          <w:szCs w:val="20"/>
+        </w:rPr>
+        <w:t xml:space="preserve"> </w:t>
+      </w:r>
+      <w:proofErr w:type="spellStart"/>
+      <w:r>
+        <w:rPr>
+          <w:rFonts w:ascii="Times New Roman" w:hAnsi="Times New Roman" w:cs="Times New Roman"/>
+          <w:sz w:val="20"/>
+          <w:szCs w:val="20"/>
+        </w:rPr>
+        <w:t>ada</w:t>
+      </w:r>
+      <w:proofErr w:type="spellEnd"/>
+      <w:r>
+        <w:rPr>
+          <w:rFonts w:ascii="Times New Roman" w:hAnsi="Times New Roman" w:cs="Times New Roman"/>
+          <w:sz w:val="20"/>
+          <w:szCs w:val="20"/>
+        </w:rPr>
+        <w:t>:</w:t>
+      </w:r>
+    </w:p>
+    <w:p>
+      <w:pPr>
+        <w:rPr>
+          <w:rFonts w:ascii="Times New Roman" w:hAnsi="Times New Roman" w:cs="Times New Roman"/>
+          <w:sz w:val="20"/>
+          <w:szCs w:val="20"/>
+        </w:rPr>
+      </w:pPr>
+      <w:r>
+        <w:rPr>
+          <w:rFonts w:ascii="Times New Roman" w:hAnsi="Times New Roman" w:cs="Times New Roman"/>
+          <w:sz w:val="20"/>
+          <w:szCs w:val="20"/>
+        </w:rPr>
+        <w:t xml:space="preserve">&lt;a </w:t>
+      </w:r>
+      <w:proofErr w:type="spellStart"/>
+      <w:r>
+        <w:rPr>
+          <w:rFonts w:ascii="Times New Roman" w:hAnsi="Times New Roman" w:cs="Times New Roman"/>
+          <w:sz w:val="20"/>
+          <w:szCs w:val="20"/>
+        </w:rPr>
+        <w:t>href</w:t>
+      </w:r>
+      <w:proofErr w:type="spellEnd"/>
+      <w:r>
+        <w:rPr>
+          <w:rFonts w:ascii="Times New Roman" w:hAnsi="Times New Roman" w:cs="Times New Roman"/>
+          <w:sz w:val="20"/>
+          <w:szCs w:val="20"/>
+        </w:rPr>
+        <w:t>="../</w:t>
+      </w:r>
+      <w:proofErr w:type="spellStart"/>
+      <w:r>
+        <w:rPr>
+          <w:rFonts w:ascii="Times New Roman" w:hAnsi="Times New Roman" w:cs="Times New Roman"/>
+          <w:sz w:val="20"/>
+          <w:szCs w:val="20"/>
+        </w:rPr>
+        <w:t>troli</w:t>
+      </w:r>
+      <w:proofErr w:type="spellEnd"/>
+      <w:r>
+        <w:rPr>
+          <w:rFonts w:ascii="Times New Roman" w:hAnsi="Times New Roman" w:cs="Times New Roman"/>
+          <w:sz w:val="20"/>
+          <w:szCs w:val="20"/>
+        </w:rPr>
+        <w:t>/troli.html" style="animation-delay: 0.2s"&gt;</w:t>
+      </w:r>
+      <w:proofErr w:type="spellStart"/>
+      <w:r>
+        <w:rPr>
+          <w:rFonts w:ascii="Times New Roman" w:hAnsi="Times New Roman" w:cs="Times New Roman"/>
+          <w:sz w:val="20"/>
+          <w:szCs w:val="20"/>
+        </w:rPr>
+        <w:t>troli</w:t>
+      </w:r>
+      <w:proofErr w:type="spellEnd"/>
+      <w:r>
+        <w:rPr>
+          <w:rFonts w:ascii="Times New Roman" w:hAnsi="Times New Roman" w:cs="Times New Roman"/>
+          <w:sz w:val="20"/>
+          <w:szCs w:val="20"/>
+        </w:rPr>
+        <w:t>&lt;/a&gt;</w:t>
+      </w:r>
+      <w:bookmarkStart w:id="4" w:name="_Toc198103342"/>
+    </w:p>
+    <w:p>
+      <w:r>
+        <w:rPr>
+          <w:rFonts w:ascii="Times New Roman" w:hAnsi="Times New Roman" w:cs="Times New Roman"/>
+          <w:sz w:val="20"/>
+          <w:szCs w:val="20"/>
+        </w:rPr>
+        <w:t xml:space="preserve">Pada code </w:t>
+      </w:r>
+      <w:proofErr w:type="spellStart"/>
+      <w:r>
+        <w:rPr>
+          <w:rFonts w:ascii="Times New Roman" w:hAnsi="Times New Roman" w:cs="Times New Roman"/>
+          <w:sz w:val="20"/>
+          <w:szCs w:val="20"/>
+        </w:rPr>
+        <w:t>ini</w:t>
+      </w:r>
+      <w:proofErr w:type="spellEnd"/>
+      <w:r>
+        <w:rPr>
+          <w:rFonts w:ascii="Times New Roman" w:hAnsi="Times New Roman" w:cs="Times New Roman"/>
+          <w:sz w:val="20"/>
+          <w:szCs w:val="20"/>
+        </w:rPr>
+        <w:t xml:space="preserve"> </w:t>
+      </w:r>
+      <w:proofErr w:type="spellStart"/>
+      <w:r>
+        <w:rPr>
+          <w:rFonts w:ascii="Times New Roman" w:hAnsi="Times New Roman" w:cs="Times New Roman"/>
+          <w:sz w:val="20"/>
+          <w:szCs w:val="20"/>
+        </w:rPr>
+        <w:t>kita</w:t>
+      </w:r>
+      <w:proofErr w:type="spellEnd"/>
+      <w:r>
+        <w:rPr>
+          <w:rFonts w:ascii="Times New Roman" w:hAnsi="Times New Roman" w:cs="Times New Roman"/>
+          <w:sz w:val="20"/>
+          <w:szCs w:val="20"/>
+        </w:rPr>
+        <w:t xml:space="preserve"> </w:t>
+      </w:r>
+      <w:proofErr w:type="spellStart"/>
+      <w:r>
+        <w:rPr>
+          <w:rFonts w:ascii="Times New Roman" w:hAnsi="Times New Roman" w:cs="Times New Roman"/>
+          <w:sz w:val="20"/>
+          <w:szCs w:val="20"/>
+        </w:rPr>
+        <w:t>hanya</w:t>
+      </w:r>
+      <w:proofErr w:type="spellEnd"/>
+      <w:r>
+        <w:rPr>
+          <w:rFonts w:ascii="Times New Roman" w:hAnsi="Times New Roman" w:cs="Times New Roman"/>
+          <w:sz w:val="20"/>
+          <w:szCs w:val="20"/>
+        </w:rPr>
+        <w:t xml:space="preserve"> </w:t>
+      </w:r>
+      <w:proofErr w:type="spellStart"/>
+      <w:r>
+        <w:rPr>
+          <w:rFonts w:ascii="Times New Roman" w:hAnsi="Times New Roman" w:cs="Times New Roman"/>
+          <w:sz w:val="20"/>
+          <w:szCs w:val="20"/>
+        </w:rPr>
+        <w:t>nambahkan</w:t>
+      </w:r>
+      <w:proofErr w:type="spellEnd"/>
+      <w:r>
+        <w:rPr>
+          <w:rFonts w:ascii="Times New Roman" w:hAnsi="Times New Roman" w:cs="Times New Roman"/>
+          <w:sz w:val="20"/>
+          <w:szCs w:val="20"/>
+        </w:rPr>
+        <w:t xml:space="preserve"> folder </w:t>
+      </w:r>
+      <w:proofErr w:type="spellStart"/>
+      <w:r>
+        <w:rPr>
+          <w:rFonts w:ascii="Times New Roman" w:hAnsi="Times New Roman" w:cs="Times New Roman"/>
+          <w:sz w:val="20"/>
+          <w:szCs w:val="20"/>
+        </w:rPr>
+        <w:t>troli</w:t>
+      </w:r>
+      <w:proofErr w:type="spellEnd"/>
+      <w:r>
+        <w:rPr>
+          <w:rFonts w:ascii="Times New Roman" w:hAnsi="Times New Roman" w:cs="Times New Roman"/>
+          <w:sz w:val="20"/>
+          <w:szCs w:val="20"/>
+        </w:rPr>
+        <w:t xml:space="preserve"> dan file </w:t>
+      </w:r>
+      <w:proofErr w:type="spellStart"/>
+      <w:r>
+        <w:rPr>
+          <w:rFonts w:ascii="Times New Roman" w:hAnsi="Times New Roman" w:cs="Times New Roman"/>
+          <w:sz w:val="20"/>
+          <w:szCs w:val="20"/>
+        </w:rPr>
+        <w:t>troli</w:t>
+      </w:r>
+      <w:proofErr w:type="spellEnd"/>
+      <w:r>
+        <w:rPr>
+          <w:rFonts w:ascii="Times New Roman" w:hAnsi="Times New Roman" w:cs="Times New Roman"/>
+          <w:sz w:val="20"/>
+          <w:szCs w:val="20"/>
+        </w:rPr>
+        <w:t xml:space="preserve"> html agar </w:t>
+      </w:r>
+      <w:proofErr w:type="spellStart"/>
+      <w:r>
+        <w:rPr>
+          <w:rFonts w:ascii="Times New Roman" w:hAnsi="Times New Roman" w:cs="Times New Roman"/>
+          <w:sz w:val="20"/>
+          <w:szCs w:val="20"/>
+        </w:rPr>
+        <w:t>saat</w:t>
+      </w:r>
+      <w:proofErr w:type="spellEnd"/>
+      <w:r>
+        <w:rPr>
+          <w:rFonts w:ascii="Times New Roman" w:hAnsi="Times New Roman" w:cs="Times New Roman"/>
+          <w:sz w:val="20"/>
+          <w:szCs w:val="20"/>
+        </w:rPr>
+        <w:t xml:space="preserve"> </w:t>
+      </w:r>
+      <w:proofErr w:type="spellStart"/>
+      <w:r>
+        <w:rPr>
+          <w:rFonts w:ascii="Times New Roman" w:hAnsi="Times New Roman" w:cs="Times New Roman"/>
+          <w:sz w:val="20"/>
+          <w:szCs w:val="20"/>
+        </w:rPr>
+        <w:t>kita</w:t>
+      </w:r>
+      <w:proofErr w:type="spellEnd"/>
+      <w:r>
+        <w:rPr>
+          <w:rFonts w:ascii="Times New Roman" w:hAnsi="Times New Roman" w:cs="Times New Roman"/>
+          <w:sz w:val="20"/>
+          <w:szCs w:val="20"/>
+        </w:rPr>
+        <w:t xml:space="preserve"> </w:t>
+      </w:r>
+      <w:proofErr w:type="spellStart"/>
+      <w:r>
+        <w:rPr>
+          <w:rFonts w:ascii="Times New Roman" w:hAnsi="Times New Roman" w:cs="Times New Roman"/>
+          <w:sz w:val="20"/>
+          <w:szCs w:val="20"/>
+        </w:rPr>
+        <w:t>memencet</w:t>
+      </w:r>
+      <w:proofErr w:type="spellEnd"/>
+      <w:r>
+        <w:rPr>
+          <w:rFonts w:ascii="Times New Roman" w:hAnsi="Times New Roman" w:cs="Times New Roman"/>
+          <w:sz w:val="20"/>
+          <w:szCs w:val="20"/>
+        </w:rPr>
+        <w:t xml:space="preserve"> </w:t>
+      </w:r>
+      <w:proofErr w:type="spellStart"/>
+      <w:r>
+        <w:rPr>
+          <w:rFonts w:ascii="Times New Roman" w:hAnsi="Times New Roman" w:cs="Times New Roman"/>
+          <w:sz w:val="20"/>
+          <w:szCs w:val="20"/>
+        </w:rPr>
+        <w:t>troli</w:t>
+      </w:r>
+      <w:proofErr w:type="spellEnd"/>
+      <w:r>
+        <w:rPr>
+          <w:rFonts w:ascii="Times New Roman" w:hAnsi="Times New Roman" w:cs="Times New Roman"/>
+          <w:sz w:val="20"/>
+          <w:szCs w:val="20"/>
+        </w:rPr>
+        <w:t xml:space="preserve"> pada </w:t>
+      </w:r>
+      <w:proofErr w:type="spellStart"/>
+      <w:r>
+        <w:rPr>
+          <w:rFonts w:ascii="Times New Roman" w:hAnsi="Times New Roman" w:cs="Times New Roman"/>
+          <w:sz w:val="20"/>
+          <w:szCs w:val="20"/>
+        </w:rPr>
+        <w:t>bagian</w:t>
+      </w:r>
+      <w:proofErr w:type="spellEnd"/>
+      <w:r>
+        <w:rPr>
+          <w:rFonts w:ascii="Times New Roman" w:hAnsi="Times New Roman" w:cs="Times New Roman"/>
+          <w:sz w:val="20"/>
+          <w:szCs w:val="20"/>
+        </w:rPr>
+        <w:t xml:space="preserve"> menu </w:t>
+      </w:r>
+      <w:proofErr w:type="spellStart"/>
+      <w:r>
+        <w:rPr>
+          <w:rFonts w:ascii="Times New Roman" w:hAnsi="Times New Roman" w:cs="Times New Roman"/>
+          <w:sz w:val="20"/>
+          <w:szCs w:val="20"/>
+        </w:rPr>
+        <w:t>kita</w:t>
+      </w:r>
+      <w:proofErr w:type="spellEnd"/>
+      <w:r>
+        <w:rPr>
+          <w:rFonts w:ascii="Times New Roman" w:hAnsi="Times New Roman" w:cs="Times New Roman"/>
+          <w:sz w:val="20"/>
+          <w:szCs w:val="20"/>
+        </w:rPr>
+        <w:t xml:space="preserve"> </w:t>
+      </w:r>
+      <w:proofErr w:type="spellStart"/>
+      <w:r>
+        <w:rPr>
+          <w:rFonts w:ascii="Times New Roman" w:hAnsi="Times New Roman" w:cs="Times New Roman"/>
+          <w:sz w:val="20"/>
+          <w:szCs w:val="20"/>
+        </w:rPr>
+        <w:t>bi</w:t>
+      </w:r>
+      <w:r>
+        <w:rPr>
+          <w:rFonts w:ascii="Times New Roman" w:hAnsi="Times New Roman" w:cs="Times New Roman"/>
+          <w:sz w:val="20"/>
+          <w:szCs w:val="20"/>
+        </w:rPr>
+        <w:t>sa</w:t>
+      </w:r>
+      <w:proofErr w:type="spellEnd"/>
+      <w:r>
+        <w:rPr>
+          <w:rFonts w:ascii="Times New Roman" w:hAnsi="Times New Roman" w:cs="Times New Roman"/>
+          <w:sz w:val="20"/>
+          <w:szCs w:val="20"/>
+        </w:rPr>
+        <w:t xml:space="preserve"> </w:t>
+      </w:r>
+      <w:proofErr w:type="spellStart"/>
+      <w:r>
+        <w:rPr>
+          <w:rFonts w:ascii="Times New Roman" w:hAnsi="Times New Roman" w:cs="Times New Roman"/>
+          <w:sz w:val="20"/>
+          <w:szCs w:val="20"/>
+        </w:rPr>
+        <w:t>langsung</w:t>
+      </w:r>
+      <w:proofErr w:type="spellEnd"/>
+      <w:r>
+        <w:rPr>
+          <w:rFonts w:ascii="Times New Roman" w:hAnsi="Times New Roman" w:cs="Times New Roman"/>
+          <w:sz w:val="20"/>
+          <w:szCs w:val="20"/>
+        </w:rPr>
+        <w:t xml:space="preserve"> </w:t>
+      </w:r>
+      <w:proofErr w:type="spellStart"/>
+      <w:r>
+        <w:rPr>
+          <w:rFonts w:ascii="Times New Roman" w:hAnsi="Times New Roman" w:cs="Times New Roman"/>
+          <w:sz w:val="20"/>
+          <w:szCs w:val="20"/>
+        </w:rPr>
+        <w:t>beralih</w:t>
+      </w:r>
+      <w:proofErr w:type="spellEnd"/>
+      <w:r>
+        <w:rPr>
+          <w:rFonts w:ascii="Times New Roman" w:hAnsi="Times New Roman" w:cs="Times New Roman"/>
+          <w:sz w:val="20"/>
+          <w:szCs w:val="20"/>
+        </w:rPr>
+        <w:t xml:space="preserve"> </w:t>
+      </w:r>
+      <w:proofErr w:type="spellStart"/>
+      <w:r>
+        <w:rPr>
+          <w:rFonts w:ascii="Times New Roman" w:hAnsi="Times New Roman" w:cs="Times New Roman"/>
+          <w:sz w:val="20"/>
+          <w:szCs w:val="20"/>
+        </w:rPr>
+        <w:t>ke</w:t>
+      </w:r>
+      <w:proofErr w:type="spellEnd"/>
+      <w:r>
+        <w:rPr>
+          <w:rFonts w:ascii="Times New Roman" w:hAnsi="Times New Roman" w:cs="Times New Roman"/>
+          <w:sz w:val="20"/>
+          <w:szCs w:val="20"/>
+        </w:rPr>
+        <w:t xml:space="preserve"> </w:t>
+      </w:r>
+      <w:proofErr w:type="spellStart"/>
+      <w:r>
+        <w:rPr>
+          <w:rFonts w:ascii="Times New Roman" w:hAnsi="Times New Roman" w:cs="Times New Roman"/>
+          <w:sz w:val="20"/>
+          <w:szCs w:val="20"/>
+        </w:rPr>
+        <w:t>halaman</w:t>
+      </w:r>
+      <w:proofErr w:type="spellEnd"/>
+      <w:r>
+        <w:rPr>
+          <w:rFonts w:ascii="Times New Roman" w:hAnsi="Times New Roman" w:cs="Times New Roman"/>
+          <w:sz w:val="20"/>
+          <w:szCs w:val="20"/>
+        </w:rPr>
+        <w:t xml:space="preserve"> </w:t>
+      </w:r>
+      <w:proofErr w:type="spellStart"/>
+      <w:r>
+        <w:rPr>
+          <w:rFonts w:ascii="Times New Roman" w:hAnsi="Times New Roman" w:cs="Times New Roman"/>
+          <w:sz w:val="20"/>
+          <w:szCs w:val="20"/>
+        </w:rPr>
+        <w:t>transaksi</w:t>
+      </w:r>
+      <w:proofErr w:type="spellEnd"/>
+      <w:r>
+        <w:rPr>
+          <w:rFonts w:ascii="Times New Roman" w:hAnsi="Times New Roman" w:cs="Times New Roman"/>
+          <w:sz w:val="20"/>
+          <w:szCs w:val="20"/>
+        </w:rPr>
+        <w:t xml:space="preserve">/top up </w:t>
+      </w:r>
+      <w:r>
+        <w:rPr>
+          <w:rFonts w:ascii="Times New Roman" w:hAnsi="Times New Roman" w:cs="Times New Roman"/>
+          <w:sz w:val="20"/>
+          <w:szCs w:val="20"/>
+        </w:rPr>
+        <w:t>,</w:t>
+      </w:r>
+      <w:r>
+        <w:rPr>
+          <w:rFonts w:ascii="Times New Roman" w:hAnsi="Times New Roman" w:cs="Times New Roman"/>
+          <w:sz w:val="20"/>
+          <w:szCs w:val="20"/>
+        </w:rPr>
+        <w:t>dan</w:t>
+      </w:r>
+      <w:r>
+        <w:rPr>
+          <w:rFonts w:ascii="Times New Roman" w:hAnsi="Times New Roman" w:cs="Times New Roman"/>
+          <w:sz w:val="20"/>
+          <w:szCs w:val="20"/>
+        </w:rPr>
+        <w:t xml:space="preserve"> </w:t>
+      </w:r>
+      <w:proofErr w:type="spellStart"/>
+      <w:r>
+        <w:rPr>
+          <w:rFonts w:ascii="Times New Roman" w:hAnsi="Times New Roman" w:cs="Times New Roman"/>
+          <w:sz w:val="20"/>
+          <w:szCs w:val="20"/>
+        </w:rPr>
+        <w:t>kita</w:t>
+      </w:r>
+      <w:proofErr w:type="spellEnd"/>
+      <w:r>
+        <w:rPr>
+          <w:rFonts w:ascii="Times New Roman" w:hAnsi="Times New Roman" w:cs="Times New Roman"/>
+          <w:sz w:val="20"/>
+          <w:szCs w:val="20"/>
+        </w:rPr>
+        <w:t xml:space="preserve"> juga </w:t>
+      </w:r>
+      <w:proofErr w:type="spellStart"/>
+      <w:r>
+        <w:rPr>
+          <w:rFonts w:ascii="Times New Roman" w:hAnsi="Times New Roman" w:cs="Times New Roman"/>
+          <w:sz w:val="20"/>
+          <w:szCs w:val="20"/>
+        </w:rPr>
+        <w:t>sudah</w:t>
+      </w:r>
+      <w:proofErr w:type="spellEnd"/>
+      <w:r>
+        <w:rPr>
+          <w:rFonts w:ascii="Times New Roman" w:hAnsi="Times New Roman" w:cs="Times New Roman"/>
+          <w:sz w:val="20"/>
+          <w:szCs w:val="20"/>
+        </w:rPr>
+        <w:t xml:space="preserve"> </w:t>
+      </w:r>
+      <w:proofErr w:type="spellStart"/>
+      <w:r>
+        <w:rPr>
+          <w:rFonts w:ascii="Times New Roman" w:hAnsi="Times New Roman" w:cs="Times New Roman"/>
+          <w:sz w:val="20"/>
+          <w:szCs w:val="20"/>
+        </w:rPr>
+        <w:t>mena</w:t>
+      </w:r>
+      <w:r>
+        <w:rPr>
+          <w:rFonts w:ascii="Times New Roman" w:hAnsi="Times New Roman" w:cs="Times New Roman"/>
+          <w:sz w:val="20"/>
+          <w:szCs w:val="20"/>
+        </w:rPr>
+        <w:t>mbahkan</w:t>
+      </w:r>
+      <w:proofErr w:type="spellEnd"/>
+      <w:r>
+        <w:rPr>
+          <w:rFonts w:ascii="Times New Roman" w:hAnsi="Times New Roman" w:cs="Times New Roman"/>
+          <w:sz w:val="20"/>
+          <w:szCs w:val="20"/>
+        </w:rPr>
+        <w:t xml:space="preserve"> </w:t>
+      </w:r>
+      <w:proofErr w:type="spellStart"/>
+      <w:r>
+        <w:rPr>
+          <w:rFonts w:ascii="Times New Roman" w:hAnsi="Times New Roman" w:cs="Times New Roman"/>
+          <w:sz w:val="20"/>
+          <w:szCs w:val="20"/>
+        </w:rPr>
+        <w:t>beberapa</w:t>
+      </w:r>
+      <w:proofErr w:type="spellEnd"/>
+      <w:r>
+        <w:rPr>
+          <w:rFonts w:ascii="Times New Roman" w:hAnsi="Times New Roman" w:cs="Times New Roman"/>
+          <w:sz w:val="20"/>
+          <w:szCs w:val="20"/>
+        </w:rPr>
+        <w:t xml:space="preserve"> code pada file troli.html dan troli.css agar </w:t>
+      </w:r>
+      <w:proofErr w:type="spellStart"/>
+      <w:r>
+        <w:rPr>
+          <w:rFonts w:ascii="Times New Roman" w:hAnsi="Times New Roman" w:cs="Times New Roman"/>
+          <w:sz w:val="20"/>
+          <w:szCs w:val="20"/>
+        </w:rPr>
+        <w:t>bisa</w:t>
+      </w:r>
+      <w:proofErr w:type="spellEnd"/>
+      <w:r>
+        <w:rPr>
+          <w:rFonts w:ascii="Times New Roman" w:hAnsi="Times New Roman" w:cs="Times New Roman"/>
+          <w:sz w:val="20"/>
+          <w:szCs w:val="20"/>
+        </w:rPr>
+        <w:t xml:space="preserve"> </w:t>
+      </w:r>
+      <w:proofErr w:type="spellStart"/>
+      <w:r>
+        <w:rPr>
+          <w:rFonts w:ascii="Times New Roman" w:hAnsi="Times New Roman" w:cs="Times New Roman"/>
+          <w:sz w:val="20"/>
+          <w:szCs w:val="20"/>
+        </w:rPr>
+        <w:t>memberikan</w:t>
+      </w:r>
+      <w:proofErr w:type="spellEnd"/>
+      <w:r>
+        <w:rPr>
+          <w:rFonts w:ascii="Times New Roman" w:hAnsi="Times New Roman" w:cs="Times New Roman"/>
+          <w:sz w:val="20"/>
+          <w:szCs w:val="20"/>
+        </w:rPr>
+        <w:t xml:space="preserve"> </w:t>
+      </w:r>
+      <w:proofErr w:type="spellStart"/>
+      <w:r>
+        <w:rPr>
+          <w:rFonts w:ascii="Times New Roman" w:hAnsi="Times New Roman" w:cs="Times New Roman"/>
+          <w:sz w:val="20"/>
+          <w:szCs w:val="20"/>
+        </w:rPr>
+        <w:t>tampilan</w:t>
+      </w:r>
+      <w:proofErr w:type="spellEnd"/>
+      <w:r>
+        <w:rPr>
+          <w:rFonts w:ascii="Times New Roman" w:hAnsi="Times New Roman" w:cs="Times New Roman"/>
+          <w:sz w:val="20"/>
+          <w:szCs w:val="20"/>
+        </w:rPr>
+        <w:t xml:space="preserve"> yang </w:t>
+      </w:r>
+      <w:proofErr w:type="spellStart"/>
+      <w:r>
+        <w:rPr>
+          <w:rFonts w:ascii="Times New Roman" w:hAnsi="Times New Roman" w:cs="Times New Roman"/>
+          <w:sz w:val="20"/>
+          <w:szCs w:val="20"/>
+        </w:rPr>
+        <w:t>lebih</w:t>
+      </w:r>
+      <w:proofErr w:type="spellEnd"/>
+      <w:r>
+        <w:rPr>
+          <w:rFonts w:ascii="Times New Roman" w:hAnsi="Times New Roman" w:cs="Times New Roman"/>
+          <w:sz w:val="20"/>
+          <w:szCs w:val="20"/>
+        </w:rPr>
+        <w:t xml:space="preserve"> </w:t>
+      </w:r>
+      <w:proofErr w:type="spellStart"/>
+      <w:r>
+        <w:rPr>
+          <w:rFonts w:ascii="Times New Roman" w:hAnsi="Times New Roman" w:cs="Times New Roman"/>
+          <w:sz w:val="20"/>
+          <w:szCs w:val="20"/>
+        </w:rPr>
+        <w:t>baik</w:t>
+      </w:r>
+      <w:proofErr w:type="spellEnd"/>
+      <w:r>
+        <w:rPr>
+          <w:rFonts w:ascii="Times New Roman" w:hAnsi="Times New Roman" w:cs="Times New Roman"/>
+          <w:sz w:val="20"/>
+          <w:szCs w:val="20"/>
+        </w:rPr>
+        <w:t>.</w:t>
+      </w:r>
+      <w:r>
+        <w:br w:type="page"/>
+      </w:r>
+    </w:p>
+    <w:p>
+      <w:pPr>
+        <w:pStyle w:val="Heading1"/>
+        <w:jc w:val="center"/>
+        <w:rPr>
+          <w:rFonts w:ascii="Times New Roman" w:hAnsi="Times New Roman" w:cs="Times New Roman"/>
+        </w:rPr>
+      </w:pPr>
+      <w:r>
+        <w:rPr>
+          <w:rFonts w:ascii="Times New Roman" w:hAnsi="Times New Roman" w:cs="Times New Roman"/>
+        </w:rPr>
+        <w:lastRenderedPageBreak/>
+        <w:t>Bab III</w:t>
+      </w:r>
+      <w:bookmarkEnd w:id="4"/>
+    </w:p>
+    <w:p>
+      <w:pPr>
         <w:pStyle w:val="Heading2"/>
         <w:jc w:val="center"/>
         <w:rPr>
+          <w:rFonts w:ascii="Times New Roman" w:hAnsi="Times New Roman" w:cs="Times New Roman"/>
           <w:color w:val="000000" w:themeColor="text1"/>
           <w:sz w:val="22"/>
           <w:szCs w:val="22"/>
         </w:rPr>
       </w:pPr>
-    </w:p>
-    <w:p>
-      <w:pPr>
-        <w:pStyle w:val="Heading2"/>
-        <w:jc w:val="center"/>
-        <w:rPr>
+      <w:bookmarkStart w:id="5" w:name="_Toc198103343"/>
+      <w:r>
+        <w:rPr>
+          <w:rFonts w:ascii="Times New Roman" w:hAnsi="Times New Roman" w:cs="Times New Roman"/>
           <w:color w:val="000000" w:themeColor="text1"/>
           <w:sz w:val="22"/>
           <w:szCs w:val="22"/>
         </w:rPr>
-      </w:pPr>
-    </w:p>
-    <w:p>
-      <w:pPr>
-        <w:pStyle w:val="Heading2"/>
-        <w:jc w:val="center"/>
-        <w:rPr>
-          <w:color w:val="000000" w:themeColor="text1"/>
-          <w:sz w:val="22"/>
-          <w:szCs w:val="22"/>
-        </w:rPr>
-      </w:pPr>
-    </w:p>
-    <w:p>
-      <w:pPr>
-        <w:pStyle w:val="Heading2"/>
-        <w:jc w:val="center"/>
-        <w:rPr>
-          <w:color w:val="000000" w:themeColor="text1"/>
-          <w:sz w:val="22"/>
-          <w:szCs w:val="22"/>
-        </w:rPr>
-      </w:pPr>
-    </w:p>
-    <w:p>
-      <w:pPr>
-        <w:pStyle w:val="Heading2"/>
-        <w:jc w:val="center"/>
-        <w:rPr>
-          <w:color w:val="000000" w:themeColor="text1"/>
-          <w:sz w:val="22"/>
-          <w:szCs w:val="22"/>
-        </w:rPr>
-      </w:pPr>
-    </w:p>
-    <w:p>
-      <w:pPr>
-        <w:pStyle w:val="Heading2"/>
-        <w:jc w:val="center"/>
-        <w:rPr>
-          <w:color w:val="000000" w:themeColor="text1"/>
-          <w:sz w:val="22"/>
-          <w:szCs w:val="22"/>
-        </w:rPr>
-      </w:pPr>
-    </w:p>
-    <w:p>
-      <w:pPr>
-        <w:pStyle w:val="Heading2"/>
-        <w:jc w:val="center"/>
-        <w:rPr>
-          <w:color w:val="000000" w:themeColor="text1"/>
-          <w:sz w:val="22"/>
-          <w:szCs w:val="22"/>
-        </w:rPr>
-      </w:pPr>
-    </w:p>
-    <w:p>
-      <w:pPr>
-        <w:rPr>
-          <w:rFonts w:asciiTheme="majorHAnsi" w:eastAsiaTheme="majorEastAsia" w:hAnsiTheme="majorHAnsi" w:cstheme="majorBidi"/>
-          <w:b/>
-          <w:bCs/>
-          <w:color w:val="000000" w:themeColor="text1"/>
-        </w:rPr>
-      </w:pPr>
-    </w:p>
-    <w:p>
-      <w:pPr>
-        <w:pStyle w:val="Heading1"/>
-        <w:jc w:val="center"/>
-      </w:pPr>
-      <w:bookmarkStart w:id="4" w:name="_Toc198103342"/>
-      <w:r>
-        <w:lastRenderedPageBreak/>
-        <w:t>Bab III</w:t>
-      </w:r>
-      <w:bookmarkEnd w:id="4"/>
-    </w:p>
-    <w:p>
-      <w:pPr>
-        <w:pStyle w:val="Heading2"/>
-        <w:jc w:val="center"/>
-        <w:rPr>
-          <w:color w:val="000000" w:themeColor="text1"/>
-          <w:sz w:val="22"/>
-          <w:szCs w:val="22"/>
-        </w:rPr>
-      </w:pPr>
-      <w:bookmarkStart w:id="5" w:name="_Toc198103343"/>
-      <w:r>
-        <w:rPr>
-          <w:color w:val="000000" w:themeColor="text1"/>
-          <w:sz w:val="22"/>
-          <w:szCs w:val="22"/>
-        </w:rPr>
         <w:t>Hasil Pembahasan</w:t>
       </w:r>
       <w:bookmarkEnd w:id="5"/>
     </w:p>
     <w:p>
-      <w:proofErr w:type="spellStart"/>
-      <w:r>
+      <w:pPr>
+        <w:rPr>
+          <w:rFonts w:ascii="Times New Roman" w:hAnsi="Times New Roman" w:cs="Times New Roman"/>
+          <w:sz w:val="20"/>
+          <w:szCs w:val="20"/>
+        </w:rPr>
+      </w:pPr>
+      <w:proofErr w:type="spellStart"/>
+      <w:r>
+        <w:rPr>
+          <w:rFonts w:ascii="Times New Roman" w:hAnsi="Times New Roman" w:cs="Times New Roman"/>
+          <w:sz w:val="20"/>
+          <w:szCs w:val="20"/>
+        </w:rPr>
         <w:t>Berikut</w:t>
       </w:r>
       <w:proofErr w:type="spellEnd"/>
       <w:r>
+        <w:rPr>
+          <w:rFonts w:ascii="Times New Roman" w:hAnsi="Times New Roman" w:cs="Times New Roman"/>
+          <w:sz w:val="20"/>
+          <w:szCs w:val="20"/>
+        </w:rPr>
         <w:t xml:space="preserve"> code yang kami </w:t>
       </w:r>
       <w:proofErr w:type="spellStart"/>
       <w:r>
+        <w:rPr>
+          <w:rFonts w:ascii="Times New Roman" w:hAnsi="Times New Roman" w:cs="Times New Roman"/>
+          <w:sz w:val="20"/>
+          <w:szCs w:val="20"/>
+        </w:rPr>
         <w:t>gunakan</w:t>
       </w:r>
       <w:proofErr w:type="spellEnd"/>
       <w:r>
+        <w:rPr>
+          <w:rFonts w:ascii="Times New Roman" w:hAnsi="Times New Roman" w:cs="Times New Roman"/>
+          <w:sz w:val="20"/>
+          <w:szCs w:val="20"/>
+        </w:rPr>
         <w:t>:</w:t>
       </w:r>
     </w:p>
     <w:p>
       <w:pPr>
         <w:rPr>
-          <w:rFonts w:asciiTheme="majorHAnsi" w:eastAsiaTheme="majorEastAsia" w:hAnsiTheme="majorHAnsi" w:cstheme="majorBidi"/>
-          <w:b/>
-          <w:bCs/>
           <w:color w:val="000000" w:themeColor="text1"/>
         </w:rPr>
       </w:pPr>
@@ -4451,10 +2733,10 @@
           <w:color w:val="000000" w:themeColor="text1"/>
         </w:rPr>
         <w:drawing>
-          <wp:inline distT="0" distB="0" distL="0" distR="0" wp14:anchorId="269E785E" wp14:editId="4818B905">
-            <wp:extent cx="5150115" cy="895396"/>
+          <wp:inline distT="0" distB="0" distL="0" distR="0" wp14:anchorId="4C7079E0" wp14:editId="71A4F978">
+            <wp:extent cx="3200400" cy="1493520"/>
             <wp:effectExtent l="0" t="0" r="0" b="0"/>
-            <wp:docPr id="1660751239" name="Picture 1"/>
+            <wp:docPr id="87077170" name="Picture 1"/>
             <wp:cNvGraphicFramePr>
               <a:graphicFrameLocks xmlns:a="http://schemas.openxmlformats.org/drawingml/2006/main" noChangeAspect="1"/>
             </wp:cNvGraphicFramePr>
@@ -4462,11 +2744,11 @@
               <a:graphicData uri="http://schemas.openxmlformats.org/drawingml/2006/picture">
                 <pic:pic xmlns:pic="http://schemas.openxmlformats.org/drawingml/2006/picture">
                   <pic:nvPicPr>
-                    <pic:cNvPr id="1660751239" name="Picture 1660751239"/>
+                    <pic:cNvPr id="87077170" name="Picture 87077170"/>
                     <pic:cNvPicPr/>
                   </pic:nvPicPr>
                   <pic:blipFill>
-                    <a:blip r:embed="rId7">
+                    <a:blip r:embed="rId7" cstate="print">
                       <a:extLst>
                         <a:ext uri="{28A0092B-C50C-407E-A947-70E740481C1C}">
                           <a14:useLocalDpi xmlns:a14="http://schemas.microsoft.com/office/drawing/2010/main" val="0"/>
@@ -4480,7 +2762,7 @@
                   <pic:spPr>
                     <a:xfrm>
                       <a:off x="0" y="0"/>
-                      <a:ext cx="5150115" cy="895396"/>
+                      <a:ext cx="3240994" cy="1512464"/>
                     </a:xfrm>
                     <a:prstGeom prst="rect">
                       <a:avLst/>
@@ -4492,20 +2774,225 @@
           </wp:inline>
         </w:drawing>
       </w:r>
-      <w:r>
-        <w:rPr>
-          <w:color w:val="000000" w:themeColor="text1"/>
-        </w:rPr>
-        <w:br w:type="page"/>
-      </w:r>
     </w:p>
     <w:p>
       <w:pPr>
+        <w:rPr>
+          <w:color w:val="000000" w:themeColor="text1"/>
+        </w:rPr>
+      </w:pPr>
+      <w:r>
+        <w:rPr>
+          <w:noProof/>
+          <w:color w:val="000000" w:themeColor="text1"/>
+        </w:rPr>
+        <w:drawing>
+          <wp:inline distT="0" distB="0" distL="0" distR="0" wp14:anchorId="0BD79E7A" wp14:editId="2548B719">
+            <wp:extent cx="3232150" cy="1511444"/>
+            <wp:effectExtent l="0" t="0" r="6350" b="0"/>
+            <wp:docPr id="1315863128" name="Picture 2"/>
+            <wp:cNvGraphicFramePr>
+              <a:graphicFrameLocks xmlns:a="http://schemas.openxmlformats.org/drawingml/2006/main" noChangeAspect="1"/>
+            </wp:cNvGraphicFramePr>
+            <a:graphic xmlns:a="http://schemas.openxmlformats.org/drawingml/2006/main">
+              <a:graphicData uri="http://schemas.openxmlformats.org/drawingml/2006/picture">
+                <pic:pic xmlns:pic="http://schemas.openxmlformats.org/drawingml/2006/picture">
+                  <pic:nvPicPr>
+                    <pic:cNvPr id="1315863128" name="Picture 1315863128"/>
+                    <pic:cNvPicPr/>
+                  </pic:nvPicPr>
+                  <pic:blipFill>
+                    <a:blip r:embed="rId8" cstate="print">
+                      <a:extLst>
+                        <a:ext uri="{28A0092B-C50C-407E-A947-70E740481C1C}">
+                          <a14:useLocalDpi xmlns:a14="http://schemas.microsoft.com/office/drawing/2010/main" val="0"/>
+                        </a:ext>
+                      </a:extLst>
+                    </a:blip>
+                    <a:stretch>
+                      <a:fillRect/>
+                    </a:stretch>
+                  </pic:blipFill>
+                  <pic:spPr>
+                    <a:xfrm>
+                      <a:off x="0" y="0"/>
+                      <a:ext cx="3288538" cy="1537813"/>
+                    </a:xfrm>
+                    <a:prstGeom prst="rect">
+                      <a:avLst/>
+                    </a:prstGeom>
+                  </pic:spPr>
+                </pic:pic>
+              </a:graphicData>
+            </a:graphic>
+          </wp:inline>
+        </w:drawing>
+      </w:r>
+    </w:p>
+    <w:p>
+      <w:pPr>
+        <w:rPr>
+          <w:color w:val="000000" w:themeColor="text1"/>
+        </w:rPr>
+      </w:pPr>
+      <w:r>
+        <w:rPr>
+          <w:noProof/>
+          <w:color w:val="000000" w:themeColor="text1"/>
+        </w:rPr>
+        <w:drawing>
+          <wp:inline distT="0" distB="0" distL="0" distR="0" wp14:anchorId="4E6BCAB8" wp14:editId="52551663">
+            <wp:extent cx="3244850" cy="1519116"/>
+            <wp:effectExtent l="0" t="0" r="0" b="5080"/>
+            <wp:docPr id="1023733273" name="Picture 3"/>
+            <wp:cNvGraphicFramePr>
+              <a:graphicFrameLocks xmlns:a="http://schemas.openxmlformats.org/drawingml/2006/main" noChangeAspect="1"/>
+            </wp:cNvGraphicFramePr>
+            <a:graphic xmlns:a="http://schemas.openxmlformats.org/drawingml/2006/main">
+              <a:graphicData uri="http://schemas.openxmlformats.org/drawingml/2006/picture">
+                <pic:pic xmlns:pic="http://schemas.openxmlformats.org/drawingml/2006/picture">
+                  <pic:nvPicPr>
+                    <pic:cNvPr id="1023733273" name="Picture 1023733273"/>
+                    <pic:cNvPicPr/>
+                  </pic:nvPicPr>
+                  <pic:blipFill>
+                    <a:blip r:embed="rId9" cstate="print">
+                      <a:extLst>
+                        <a:ext uri="{28A0092B-C50C-407E-A947-70E740481C1C}">
+                          <a14:useLocalDpi xmlns:a14="http://schemas.microsoft.com/office/drawing/2010/main" val="0"/>
+                        </a:ext>
+                      </a:extLst>
+                    </a:blip>
+                    <a:stretch>
+                      <a:fillRect/>
+                    </a:stretch>
+                  </pic:blipFill>
+                  <pic:spPr>
+                    <a:xfrm>
+                      <a:off x="0" y="0"/>
+                      <a:ext cx="3278902" cy="1535058"/>
+                    </a:xfrm>
+                    <a:prstGeom prst="rect">
+                      <a:avLst/>
+                    </a:prstGeom>
+                  </pic:spPr>
+                </pic:pic>
+              </a:graphicData>
+            </a:graphic>
+          </wp:inline>
+        </w:drawing>
+      </w:r>
+    </w:p>
+    <w:p>
+      <w:pPr>
+        <w:rPr>
+          <w:rFonts w:ascii="Times New Roman" w:hAnsi="Times New Roman" w:cs="Times New Roman"/>
+          <w:color w:val="000000" w:themeColor="text1"/>
+          <w:sz w:val="20"/>
+          <w:szCs w:val="20"/>
+        </w:rPr>
+      </w:pPr>
+      <w:r>
+        <w:rPr>
+          <w:rFonts w:ascii="Times New Roman" w:hAnsi="Times New Roman" w:cs="Times New Roman"/>
+          <w:color w:val="000000" w:themeColor="text1"/>
+          <w:sz w:val="20"/>
+          <w:szCs w:val="20"/>
+        </w:rPr>
+        <w:t>Hasil output:</w:t>
+      </w:r>
+    </w:p>
+    <w:p>
+      <w:pPr>
+        <w:rPr>
+          <w:rFonts w:ascii="Times New Roman" w:hAnsi="Times New Roman" w:cs="Times New Roman"/>
+          <w:color w:val="000000" w:themeColor="text1"/>
+          <w:sz w:val="20"/>
+          <w:szCs w:val="20"/>
+        </w:rPr>
+      </w:pPr>
+      <w:r>
+        <w:rPr>
+          <w:rFonts w:ascii="Times New Roman" w:hAnsi="Times New Roman" w:cs="Times New Roman"/>
+          <w:noProof/>
+          <w:color w:val="000000" w:themeColor="text1"/>
+          <w:sz w:val="20"/>
+          <w:szCs w:val="20"/>
+        </w:rPr>
+        <w:drawing>
+          <wp:inline distT="0" distB="0" distL="0" distR="0" wp14:anchorId="7391005C" wp14:editId="609F177E">
+            <wp:extent cx="3263900" cy="1531522"/>
+            <wp:effectExtent l="0" t="0" r="0" b="0"/>
+            <wp:docPr id="2020372072" name="Picture 1"/>
+            <wp:cNvGraphicFramePr>
+              <a:graphicFrameLocks xmlns:a="http://schemas.openxmlformats.org/drawingml/2006/main" noChangeAspect="1"/>
+            </wp:cNvGraphicFramePr>
+            <a:graphic xmlns:a="http://schemas.openxmlformats.org/drawingml/2006/main">
+              <a:graphicData uri="http://schemas.openxmlformats.org/drawingml/2006/picture">
+                <pic:pic xmlns:pic="http://schemas.openxmlformats.org/drawingml/2006/picture">
+                  <pic:nvPicPr>
+                    <pic:cNvPr id="2020372072" name="Picture 2020372072"/>
+                    <pic:cNvPicPr/>
+                  </pic:nvPicPr>
+                  <pic:blipFill>
+                    <a:blip r:embed="rId10" cstate="print">
+                      <a:extLst>
+                        <a:ext uri="{28A0092B-C50C-407E-A947-70E740481C1C}">
+                          <a14:useLocalDpi xmlns:a14="http://schemas.microsoft.com/office/drawing/2010/main" val="0"/>
+                        </a:ext>
+                      </a:extLst>
+                    </a:blip>
+                    <a:stretch>
+                      <a:fillRect/>
+                    </a:stretch>
+                  </pic:blipFill>
+                  <pic:spPr>
+                    <a:xfrm>
+                      <a:off x="0" y="0"/>
+                      <a:ext cx="3289811" cy="1543680"/>
+                    </a:xfrm>
+                    <a:prstGeom prst="rect">
+                      <a:avLst/>
+                    </a:prstGeom>
+                  </pic:spPr>
+                </pic:pic>
+              </a:graphicData>
+            </a:graphic>
+          </wp:inline>
+        </w:drawing>
+      </w:r>
+    </w:p>
+    <w:p>
+      <w:pPr>
+        <w:rPr>
+          <w:rFonts w:ascii="Times New Roman" w:hAnsi="Times New Roman" w:cs="Times New Roman"/>
+          <w:sz w:val="20"/>
+          <w:szCs w:val="20"/>
+        </w:rPr>
+      </w:pPr>
+      <w:r>
+        <w:rPr>
+          <w:rFonts w:ascii="Times New Roman" w:hAnsi="Times New Roman" w:cs="Times New Roman"/>
+          <w:color w:val="000000" w:themeColor="text1"/>
+          <w:sz w:val="20"/>
+          <w:szCs w:val="20"/>
+        </w:rPr>
+        <w:br w:type="page"/>
+      </w:r>
+    </w:p>
+    <w:p>
+      <w:pPr>
         <w:pStyle w:val="Heading1"/>
         <w:jc w:val="center"/>
+        <w:rPr>
+          <w:rFonts w:ascii="Times New Roman" w:hAnsi="Times New Roman" w:cs="Times New Roman"/>
+        </w:rPr>
       </w:pPr>
       <w:bookmarkStart w:id="6" w:name="_Toc198103344"/>
       <w:r>
+        <w:rPr>
+          <w:rFonts w:ascii="Times New Roman" w:hAnsi="Times New Roman" w:cs="Times New Roman"/>
+        </w:rPr>
         <w:lastRenderedPageBreak/>
         <w:t>Bab IV</w:t>
       </w:r>
@@ -4516,6 +3003,7 @@
         <w:pStyle w:val="Heading2"/>
         <w:jc w:val="center"/>
         <w:rPr>
+          <w:rFonts w:ascii="Times New Roman" w:hAnsi="Times New Roman" w:cs="Times New Roman"/>
           <w:color w:val="000000" w:themeColor="text1"/>
         </w:rPr>
       </w:pPr>
@@ -4523,6 +3011,7 @@
       <w:proofErr w:type="spellStart"/>
       <w:r>
         <w:rPr>
+          <w:rFonts w:ascii="Times New Roman" w:hAnsi="Times New Roman" w:cs="Times New Roman"/>
           <w:color w:val="000000" w:themeColor="text1"/>
         </w:rPr>
         <w:t>Penutup</w:t>
@@ -4533,11 +3022,13 @@
     <w:p>
       <w:pPr>
         <w:rPr>
+          <w:rFonts w:ascii="Times New Roman" w:hAnsi="Times New Roman" w:cs="Times New Roman"/>
           <w:color w:val="000000" w:themeColor="text1"/>
         </w:rPr>
       </w:pPr>
       <w:r>
         <w:rPr>
+          <w:rFonts w:ascii="Times New Roman" w:hAnsi="Times New Roman" w:cs="Times New Roman"/>
           <w:color w:val="000000" w:themeColor="text1"/>
         </w:rPr>
         <w:t>Kesimpulan:</w:t>
@@ -4546,7 +3037,7 @@
     <w:p>
       <w:pPr>
         <w:rPr>
-          <w:rFonts w:asciiTheme="majorHAnsi" w:eastAsiaTheme="majorEastAsia" w:hAnsiTheme="majorHAnsi" w:cstheme="majorBidi"/>
+          <w:rFonts w:ascii="Times New Roman" w:eastAsiaTheme="majorEastAsia" w:hAnsi="Times New Roman" w:cs="Times New Roman"/>
           <w:b/>
           <w:bCs/>
           <w:color w:val="365F91" w:themeColor="accent1" w:themeShade="BF"/>
@@ -4556,20 +3047,23 @@
       </w:pPr>
       <w:r>
         <w:rPr>
+          <w:rFonts w:ascii="Times New Roman" w:hAnsi="Times New Roman" w:cs="Times New Roman"/>
           <w:color w:val="000000" w:themeColor="text1"/>
         </w:rPr>
-        <w:t xml:space="preserve">Kode </w:t>
-      </w:r>
-      <w:proofErr w:type="spellStart"/>
-      <w:r>
-        <w:rPr>
+        <w:t xml:space="preserve">Fitur yang </w:t>
+      </w:r>
+      <w:proofErr w:type="spellStart"/>
+      <w:r>
+        <w:rPr>
+          <w:rFonts w:ascii="Times New Roman" w:hAnsi="Times New Roman" w:cs="Times New Roman"/>
           <w:color w:val="000000" w:themeColor="text1"/>
         </w:rPr>
-        <w:t>ini</w:t>
-      </w:r>
-      <w:proofErr w:type="spellEnd"/>
-      <w:r>
-        <w:rPr>
+        <w:t>kita</w:t>
+      </w:r>
+      <w:proofErr w:type="spellEnd"/>
+      <w:r>
+        <w:rPr>
+          <w:rFonts w:ascii="Times New Roman" w:hAnsi="Times New Roman" w:cs="Times New Roman"/>
           <w:color w:val="000000" w:themeColor="text1"/>
         </w:rPr>
         <w:t xml:space="preserve"> </w:t>
@@ -4577,13 +3071,15 @@
       <w:proofErr w:type="spellStart"/>
       <w:r>
         <w:rPr>
+          <w:rFonts w:ascii="Times New Roman" w:hAnsi="Times New Roman" w:cs="Times New Roman"/>
           <w:color w:val="000000" w:themeColor="text1"/>
         </w:rPr>
-        <w:t>membuat</w:t>
-      </w:r>
-      <w:proofErr w:type="spellEnd"/>
-      <w:r>
-        <w:rPr>
+        <w:t>tambahkan</w:t>
+      </w:r>
+      <w:proofErr w:type="spellEnd"/>
+      <w:r>
+        <w:rPr>
+          <w:rFonts w:ascii="Times New Roman" w:hAnsi="Times New Roman" w:cs="Times New Roman"/>
           <w:color w:val="000000" w:themeColor="text1"/>
         </w:rPr>
         <w:t xml:space="preserve"> </w:t>
@@ -4591,13 +3087,15 @@
       <w:proofErr w:type="spellStart"/>
       <w:r>
         <w:rPr>
+          <w:rFonts w:ascii="Times New Roman" w:hAnsi="Times New Roman" w:cs="Times New Roman"/>
           <w:color w:val="000000" w:themeColor="text1"/>
         </w:rPr>
-        <w:t>tampilan</w:t>
-      </w:r>
-      <w:proofErr w:type="spellEnd"/>
-      <w:r>
-        <w:rPr>
+        <w:t>bisa</w:t>
+      </w:r>
+      <w:proofErr w:type="spellEnd"/>
+      <w:r>
+        <w:rPr>
+          <w:rFonts w:ascii="Times New Roman" w:hAnsi="Times New Roman" w:cs="Times New Roman"/>
           <w:color w:val="000000" w:themeColor="text1"/>
         </w:rPr>
         <w:t xml:space="preserve"> </w:t>
@@ -4605,13 +3103,15 @@
       <w:proofErr w:type="spellStart"/>
       <w:r>
         <w:rPr>
+          <w:rFonts w:ascii="Times New Roman" w:hAnsi="Times New Roman" w:cs="Times New Roman"/>
           <w:color w:val="000000" w:themeColor="text1"/>
         </w:rPr>
-        <w:t>latar</w:t>
-      </w:r>
-      <w:proofErr w:type="spellEnd"/>
-      <w:r>
-        <w:rPr>
+        <w:t>melakukan</w:t>
+      </w:r>
+      <w:proofErr w:type="spellEnd"/>
+      <w:r>
+        <w:rPr>
+          <w:rFonts w:ascii="Times New Roman" w:hAnsi="Times New Roman" w:cs="Times New Roman"/>
           <w:color w:val="000000" w:themeColor="text1"/>
         </w:rPr>
         <w:t xml:space="preserve"> </w:t>
@@ -4619,13 +3119,15 @@
       <w:proofErr w:type="spellStart"/>
       <w:r>
         <w:rPr>
+          <w:rFonts w:ascii="Times New Roman" w:hAnsi="Times New Roman" w:cs="Times New Roman"/>
           <w:color w:val="000000" w:themeColor="text1"/>
         </w:rPr>
-        <w:t>belakang</w:t>
-      </w:r>
-      <w:proofErr w:type="spellEnd"/>
-      <w:r>
-        <w:rPr>
+        <w:t>transaksi</w:t>
+      </w:r>
+      <w:proofErr w:type="spellEnd"/>
+      <w:r>
+        <w:rPr>
+          <w:rFonts w:ascii="Times New Roman" w:hAnsi="Times New Roman" w:cs="Times New Roman"/>
           <w:color w:val="000000" w:themeColor="text1"/>
         </w:rPr>
         <w:t xml:space="preserve"> </w:t>
@@ -4633,27 +3135,95 @@
       <w:proofErr w:type="spellStart"/>
       <w:r>
         <w:rPr>
+          <w:rFonts w:ascii="Times New Roman" w:hAnsi="Times New Roman" w:cs="Times New Roman"/>
           <w:color w:val="000000" w:themeColor="text1"/>
         </w:rPr>
-        <w:t>halaman</w:t>
-      </w:r>
-      <w:proofErr w:type="spellEnd"/>
-      <w:r>
-        <w:rPr>
+        <w:t>secara</w:t>
+      </w:r>
+      <w:proofErr w:type="spellEnd"/>
+      <w:r>
+        <w:rPr>
+          <w:rFonts w:ascii="Times New Roman" w:hAnsi="Times New Roman" w:cs="Times New Roman"/>
           <w:color w:val="000000" w:themeColor="text1"/>
         </w:rPr>
-        <w:t xml:space="preserve"> web </w:t>
-      </w:r>
-      <w:proofErr w:type="spellStart"/>
-      <w:r>
-        <w:rPr>
+        <w:t xml:space="preserve"> online </w:t>
+      </w:r>
+      <w:proofErr w:type="spellStart"/>
+      <w:r>
+        <w:rPr>
+          <w:rFonts w:ascii="Times New Roman" w:hAnsi="Times New Roman" w:cs="Times New Roman"/>
           <w:color w:val="000000" w:themeColor="text1"/>
         </w:rPr>
+        <w:t>walaupun</w:t>
+      </w:r>
+      <w:proofErr w:type="spellEnd"/>
+      <w:r>
+        <w:rPr>
+          <w:rFonts w:ascii="Times New Roman" w:hAnsi="Times New Roman" w:cs="Times New Roman"/>
+          <w:color w:val="000000" w:themeColor="text1"/>
+        </w:rPr>
+        <w:t xml:space="preserve"> </w:t>
+      </w:r>
+      <w:proofErr w:type="spellStart"/>
+      <w:r>
+        <w:rPr>
+          <w:rFonts w:ascii="Times New Roman" w:hAnsi="Times New Roman" w:cs="Times New Roman"/>
+          <w:color w:val="000000" w:themeColor="text1"/>
+        </w:rPr>
+        <w:t>masih</w:t>
+      </w:r>
+      <w:proofErr w:type="spellEnd"/>
+      <w:r>
+        <w:rPr>
+          <w:rFonts w:ascii="Times New Roman" w:hAnsi="Times New Roman" w:cs="Times New Roman"/>
+          <w:color w:val="000000" w:themeColor="text1"/>
+        </w:rPr>
+        <w:t xml:space="preserve"> </w:t>
+      </w:r>
+      <w:proofErr w:type="spellStart"/>
+      <w:r>
+        <w:rPr>
+          <w:rFonts w:ascii="Times New Roman" w:hAnsi="Times New Roman" w:cs="Times New Roman"/>
+          <w:color w:val="000000" w:themeColor="text1"/>
+        </w:rPr>
+        <w:t>belum</w:t>
+      </w:r>
+      <w:proofErr w:type="spellEnd"/>
+      <w:r>
+        <w:rPr>
+          <w:rFonts w:ascii="Times New Roman" w:hAnsi="Times New Roman" w:cs="Times New Roman"/>
+          <w:color w:val="000000" w:themeColor="text1"/>
+        </w:rPr>
+        <w:t xml:space="preserve"> </w:t>
+      </w:r>
+      <w:proofErr w:type="spellStart"/>
+      <w:r>
+        <w:rPr>
+          <w:rFonts w:ascii="Times New Roman" w:hAnsi="Times New Roman" w:cs="Times New Roman"/>
+          <w:color w:val="000000" w:themeColor="text1"/>
+        </w:rPr>
+        <w:t>berfungsi</w:t>
+      </w:r>
+      <w:proofErr w:type="spellEnd"/>
+      <w:r>
+        <w:rPr>
+          <w:rFonts w:ascii="Times New Roman" w:hAnsi="Times New Roman" w:cs="Times New Roman"/>
+          <w:color w:val="000000" w:themeColor="text1"/>
+        </w:rPr>
+        <w:t xml:space="preserve"> </w:t>
+      </w:r>
+      <w:proofErr w:type="spellStart"/>
+      <w:r>
+        <w:rPr>
+          <w:rFonts w:ascii="Times New Roman" w:hAnsi="Times New Roman" w:cs="Times New Roman"/>
+          <w:color w:val="000000" w:themeColor="text1"/>
+        </w:rPr>
         <w:t>dengan</w:t>
       </w:r>
       <w:proofErr w:type="spellEnd"/>
       <w:r>
         <w:rPr>
+          <w:rFonts w:ascii="Times New Roman" w:hAnsi="Times New Roman" w:cs="Times New Roman"/>
           <w:color w:val="000000" w:themeColor="text1"/>
         </w:rPr>
         <w:t xml:space="preserve"> </w:t>
@@ -4661,127 +3231,10 @@
       <w:proofErr w:type="spellStart"/>
       <w:r>
         <w:rPr>
+          <w:rFonts w:ascii="Times New Roman" w:hAnsi="Times New Roman" w:cs="Times New Roman"/>
           <w:color w:val="000000" w:themeColor="text1"/>
         </w:rPr>
-        <w:t>gradasi</w:t>
-      </w:r>
-      <w:proofErr w:type="spellEnd"/>
-      <w:r>
-        <w:rPr>
-          <w:color w:val="000000" w:themeColor="text1"/>
-        </w:rPr>
-        <w:t xml:space="preserve"> </w:t>
-      </w:r>
-      <w:proofErr w:type="spellStart"/>
-      <w:r>
-        <w:rPr>
-          <w:color w:val="000000" w:themeColor="text1"/>
-        </w:rPr>
-        <w:t>warna</w:t>
-      </w:r>
-      <w:proofErr w:type="spellEnd"/>
-      <w:r>
-        <w:rPr>
-          <w:color w:val="000000" w:themeColor="text1"/>
-        </w:rPr>
-        <w:t xml:space="preserve"> </w:t>
-      </w:r>
-      <w:r>
-        <w:rPr>
-          <w:color w:val="000000" w:themeColor="text1"/>
-        </w:rPr>
-        <w:t xml:space="preserve">yang </w:t>
-      </w:r>
-      <w:proofErr w:type="spellStart"/>
-      <w:r>
-        <w:rPr>
-          <w:color w:val="000000" w:themeColor="text1"/>
-        </w:rPr>
-        <w:t>halus</w:t>
-      </w:r>
-      <w:proofErr w:type="spellEnd"/>
-      <w:r>
-        <w:rPr>
-          <w:color w:val="000000" w:themeColor="text1"/>
-        </w:rPr>
-        <w:t xml:space="preserve">, </w:t>
-      </w:r>
-      <w:proofErr w:type="spellStart"/>
-      <w:r>
-        <w:rPr>
-          <w:color w:val="000000" w:themeColor="text1"/>
-        </w:rPr>
-        <w:t>tidak</w:t>
-      </w:r>
-      <w:proofErr w:type="spellEnd"/>
-      <w:r>
-        <w:rPr>
-          <w:color w:val="000000" w:themeColor="text1"/>
-        </w:rPr>
-        <w:t xml:space="preserve"> </w:t>
-      </w:r>
-      <w:proofErr w:type="spellStart"/>
-      <w:r>
-        <w:rPr>
-          <w:color w:val="000000" w:themeColor="text1"/>
-        </w:rPr>
-        <w:t>berulang</w:t>
-      </w:r>
-      <w:proofErr w:type="spellEnd"/>
-      <w:r>
-        <w:rPr>
-          <w:color w:val="000000" w:themeColor="text1"/>
-        </w:rPr>
-        <w:t xml:space="preserve">, dan </w:t>
-      </w:r>
-      <w:proofErr w:type="spellStart"/>
-      <w:r>
-        <w:rPr>
-          <w:color w:val="000000" w:themeColor="text1"/>
-        </w:rPr>
-        <w:t>menyesuaikan</w:t>
-      </w:r>
-      <w:proofErr w:type="spellEnd"/>
-      <w:r>
-        <w:rPr>
-          <w:color w:val="000000" w:themeColor="text1"/>
-        </w:rPr>
-        <w:t xml:space="preserve"> </w:t>
-      </w:r>
-      <w:proofErr w:type="spellStart"/>
-      <w:r>
-        <w:rPr>
-          <w:color w:val="000000" w:themeColor="text1"/>
-        </w:rPr>
-        <w:t>ukuran</w:t>
-      </w:r>
-      <w:proofErr w:type="spellEnd"/>
-      <w:r>
-        <w:rPr>
-          <w:color w:val="000000" w:themeColor="text1"/>
-        </w:rPr>
-        <w:t xml:space="preserve"> </w:t>
-      </w:r>
-      <w:proofErr w:type="spellStart"/>
-      <w:r>
-        <w:rPr>
-          <w:color w:val="000000" w:themeColor="text1"/>
-        </w:rPr>
-        <w:t>penuh</w:t>
-      </w:r>
-      <w:proofErr w:type="spellEnd"/>
-      <w:r>
-        <w:rPr>
-          <w:color w:val="000000" w:themeColor="text1"/>
-        </w:rPr>
-        <w:t xml:space="preserve"> </w:t>
-      </w:r>
-      <w:proofErr w:type="spellStart"/>
-      <w:r>
-        <w:rPr>
-          <w:color w:val="000000" w:themeColor="text1"/>
-        </w:rPr>
-        <w:t>laya</w:t>
+        <w:t>baik</w:t>
       </w:r>
       <w:proofErr w:type="spellEnd"/>
     </w:p>
